--- a/RAC/17장/17장_RAC백업과복구.docx
+++ b/RAC/17장/17장_RAC백업과복구.docx
@@ -189,15 +189,6 @@
       </w:tr>
     </w:tbl>
     <w:p/>
-    <w:p>
-      <w:r>
-        <w:rPr>
-          <w:rFonts w:ascii="맑은 고딕" w:hAnsi="맑은 고딕" w:eastAsia="맑은 고딕"/>
-          <w:sz w:val="21"/>
-        </w:rPr>
-        <w:t>이 랩은 NOARCHIVELOG 로 만들어져 있다. dbca 의 기본값이며 10장에서 온라인 데이터파일 복사가 막혔던 이유이기도 하다.</w:t>
-      </w:r>
-    </w:p>
     <w:tbl>
       <w:tblPr>
         <w:tblStyle w:val="TableGrid"/>
@@ -3295,15 +3286,6 @@
         <w:t>문제는 어떻게 특정 인스턴스에 붙이느냐다. 서비스 `racdb` 는 양쪽에서 돌므로 SCAN 으로 붙으면 어디로 갈지 모른다.</w:t>
       </w:r>
     </w:p>
-    <w:p>
-      <w:r>
-        <w:rPr>
-          <w:rFonts w:ascii="맑은 고딕" w:hAnsi="맑은 고딕" w:eastAsia="맑은 고딕"/>
-          <w:sz w:val="21"/>
-        </w:rPr>
-        <w:t>방법은 노드의 VIP 로 붙는 것이다. 15장에서 확인했듯 로컬 리스너는 그 노드의 인스턴스만 등록한다.</w:t>
-      </w:r>
-    </w:p>
     <w:tbl>
       <w:tblPr>
         <w:tblStyle w:val="TableGrid"/>
@@ -3584,15 +3566,6 @@
       </w:tr>
     </w:tbl>
     <w:p/>
-    <w:p>
-      <w:r>
-        <w:rPr>
-          <w:rFonts w:ascii="맑은 고딕" w:hAnsi="맑은 고딕" w:eastAsia="맑은 고딕"/>
-          <w:sz w:val="21"/>
-        </w:rPr>
-        <w:t>채널 할당 메시지에 `instance=racdb1` 과 `instance=racdb2` 가 나온다. 의도한 대로 나뉘었다.</w:t>
-      </w:r>
-    </w:p>
     <w:p>
       <w:r>
         <w:rPr>
@@ -4356,15 +4329,6 @@
         <w:t>17.5.1 무엇을 복구하는가</w:t>
       </w:r>
     </w:p>
-    <w:p>
-      <w:r>
-        <w:rPr>
-          <w:rFonts w:ascii="맑은 고딕" w:hAnsi="맑은 고딕" w:eastAsia="맑은 고딕"/>
-          <w:sz w:val="21"/>
-        </w:rPr>
-        <w:t>13장에서 리두 스레드를 다루며 이렇게 말했다. 인스턴스 하나가 죽으면 살아남은 인스턴스가 죽은 인스턴스의 스레드를 읽어 복구한다.</w:t>
-      </w:r>
-    </w:p>
     <w:tbl>
       <w:tblPr>
         <w:tblStyle w:val="TableGrid"/>
@@ -4488,15 +4452,6 @@
       </w:tr>
     </w:tbl>
     <w:p/>
-    <w:p>
-      <w:r>
-        <w:rPr>
-          <w:rFonts w:ascii="맑은 고딕" w:hAnsi="맑은 고딕" w:eastAsia="맑은 고딕"/>
-          <w:sz w:val="21"/>
-        </w:rPr>
-        <w:t>`ESTIMATED_MTTR` 가 1 이다. 지금 인스턴스가 죽으면 약 1 초 만에 복구된다는 예측이다.</w:t>
-      </w:r>
-    </w:p>
     <w:p>
       <w:pPr>
         <w:pStyle w:val="Heading3"/>
@@ -4744,34 +4699,7 @@
           <w:rFonts w:ascii="맑은 고딕" w:hAnsi="맑은 고딕" w:eastAsia="맑은 고딕"/>
           <w:sz w:val="21"/>
         </w:rPr>
-        <w:t>15:10:14 에 rac1 이 알아차렸다. 죽인 지 약 5 초다.</w:t>
-      </w:r>
-    </w:p>
-    <w:p>
-      <w:r>
-        <w:rPr>
-          <w:rFonts w:ascii="맑은 고딕" w:hAnsi="맑은 고딕" w:eastAsia="맑은 고딕"/>
-          <w:sz w:val="21"/>
-        </w:rPr>
-        <w:t>`Reconfiguration started (old inc 4, new inc 6)` 이 클러스터 재구성의 시작이다. incarnation 번호가 4 에서 6 으로 올라간다.</w:t>
-      </w:r>
-    </w:p>
-    <w:p>
-      <w:r>
-        <w:rPr>
-          <w:rFonts w:ascii="맑은 고딕" w:hAnsi="맑은 고딕" w:eastAsia="맑은 고딕"/>
-          <w:sz w:val="21"/>
-        </w:rPr>
         <w:t>`Global Resource Directory frozen` 이 중요하다. 캐시 퓨전의 자원 목록을 잠시 얼린다. 이 동안 블록을 주고받을 수 없으므로 짧은 정지가 생긴다.</w:t>
-      </w:r>
-    </w:p>
-    <w:p>
-      <w:r>
-        <w:rPr>
-          <w:rFonts w:ascii="맑은 고딕" w:hAnsi="맑은 고딕" w:eastAsia="맑은 고딕"/>
-          <w:sz w:val="21"/>
-        </w:rPr>
-        <w:t>재구성 자체는 0.1 초다.</w:t>
       </w:r>
     </w:p>
     <w:tbl>
@@ -5211,15 +5139,6 @@
           <w:rFonts w:ascii="맑은 고딕" w:hAnsi="맑은 고딕" w:eastAsia="맑은 고딕"/>
           <w:sz w:val="21"/>
         </w:rPr>
-        <w:t>racdb2 는 57 초 만에 CRS 가 되살렸다. 12장에서 확인한 자동 복구이며 15장에서 61 초, 47 초로 쟀던 그 동작이다.</w:t>
-      </w:r>
-    </w:p>
-    <w:p>
-      <w:r>
-        <w:rPr>
-          <w:rFonts w:ascii="맑은 고딕" w:hAnsi="맑은 고딕" w:eastAsia="맑은 고딕"/>
-          <w:sz w:val="21"/>
-        </w:rPr>
         <w:t>두 시간을 구분해야 한다. 인스턴스 복구는 0.93 초이고 인스턴스 재기동은 57 초다.</w:t>
       </w:r>
     </w:p>
@@ -5809,15 +5728,6 @@
       </w:tr>
     </w:tbl>
     <w:p/>
-    <w:p>
-      <w:r>
-        <w:rPr>
-          <w:rFonts w:ascii="맑은 고딕" w:hAnsi="맑은 고딕" w:eastAsia="맑은 고딕"/>
-          <w:sz w:val="21"/>
-        </w:rPr>
-        <w:t>오프라인으로 만든 뒤에 지웠다는 점이 중요하다. 온라인 상태의 데이터파일은 ASM 이 사용 중으로 보아 삭제를 막을 수 있다.</w:t>
-      </w:r>
-    </w:p>
     <w:tbl>
       <w:tblPr>
         <w:tblStyle w:val="TableGrid"/>
@@ -5928,15 +5838,6 @@
       </w:tr>
     </w:tbl>
     <w:p/>
-    <w:p>
-      <w:r>
-        <w:rPr>
-          <w:rFonts w:ascii="맑은 고딕" w:hAnsi="맑은 고딕" w:eastAsia="맑은 고딕"/>
-          <w:sz w:val="21"/>
-        </w:rPr>
-        <w:t>rac2 에서도 같은 오류다. 파일이 공유 스토리지에 있었으므로 장애도 공유된다.</w:t>
-      </w:r>
-    </w:p>
     <w:p>
       <w:r>
         <w:rPr>
@@ -6194,15 +6095,6 @@
       </w:tr>
     </w:tbl>
     <w:p/>
-    <w:p>
-      <w:r>
-        <w:rPr>
-          <w:rFonts w:ascii="맑은 고딕" w:hAnsi="맑은 고딕" w:eastAsia="맑은 고딕"/>
-          <w:sz w:val="21"/>
-        </w:rPr>
-        <w:t>두 단계가 나뉘어 있다. `restore` 는 백업에서 파일을 되살리고 `recover` 는 백업 이후의 리두를 적용한다. 백업 시점과 장애 시점 사이의 변경이 리두에 있으므로 둘 다 필요하다.</w:t>
-      </w:r>
-    </w:p>
     <w:tbl>
       <w:tblPr>
         <w:tblStyle w:val="TableGrid"/>
@@ -6313,15 +6205,6 @@
       </w:tr>
     </w:tbl>
     <w:p/>
-    <w:p>
-      <w:r>
-        <w:rPr>
-          <w:rFonts w:ascii="맑은 고딕" w:hAnsi="맑은 고딕" w:eastAsia="맑은 고딕"/>
-          <w:sz w:val="21"/>
-        </w:rPr>
-        <w:t>파일 이름을 잘 보면 끝의 숫자가 바뀌었다. 원래 `ts_ch17.279.1243091315` 였는데 복원 후 `ts_ch17.279.1243091377` 이다.</w:t>
-      </w:r>
-    </w:p>
     <w:tbl>
       <w:tblPr>
         <w:tblStyle w:val="TableGrid"/>
@@ -6380,15 +6263,6 @@
       </w:tr>
     </w:tbl>
     <w:p/>
-    <w:p>
-      <w:r>
-        <w:rPr>
-          <w:rFonts w:ascii="맑은 고딕" w:hAnsi="맑은 고딕" w:eastAsia="맑은 고딕"/>
-          <w:sz w:val="21"/>
-        </w:rPr>
-        <w:t>복구 후 반드시 다른 노드에서도 확인한다. 10장과 17.2 절에서 본 것처럼 한 노드에서만 되는 상황이 있을 수 있기 때문이다.</w:t>
-      </w:r>
-    </w:p>
     <w:p>
       <w:pPr>
         <w:pStyle w:val="Heading2"/>
@@ -6581,15 +6455,6 @@
     </w:tbl>
     <w:p/>
     <w:p>
-      <w:r>
-        <w:rPr>
-          <w:rFonts w:ascii="맑은 고딕" w:hAnsi="맑은 고딕" w:eastAsia="맑은 고딕"/>
-          <w:sz w:val="21"/>
-        </w:rPr>
-        <w:t>둘 다 ASM 에 있다는 것이 RAC 의 조건이다. 로컬에 두면 그 노드가 죽었을 때 다른 노드가 데이터베이스를 올릴 수 없다.</w:t>
-      </w:r>
-    </w:p>
-    <w:p>
       <w:pPr>
         <w:pStyle w:val="Heading3"/>
       </w:pPr>
@@ -6796,7 +6661,7 @@
         <w:pStyle w:val="Heading3"/>
       </w:pPr>
       <w:r>
-        <w:t>17.7.3 SPFILE 복원 검증</w:t>
+        <w:t>17.7.3 SPFILE 복원 검증 — 그리고 그 부작용</w:t>
       </w:r>
     </w:p>
     <w:p>
@@ -6805,7 +6670,7 @@
           <w:rFonts w:ascii="맑은 고딕" w:hAnsi="맑은 고딕" w:eastAsia="맑은 고딕"/>
           <w:sz w:val="21"/>
         </w:rPr>
-        <w:t>컨트롤파일을 실제로 지우고 복구하는 실습은 위험하다. 대신 SPFILE 을 임시 위치로 복원해 자동 백업이 쓸 만한지 확인한다. 비파괴적이며 실제 복구 절차와 같은 명령을 쓴다.</w:t>
+        <w:t>컨트롤파일을 실제로 지우고 복구하는 실습은 위험하다. 대신 SPFILE 을 임시 위치로 복원해 자동 백업이 쓸 만한지 확인한다. 실제 복구 절차와 같은 명령을 쓰면서 데이터베이스는 건드리지 않는다.</w:t>
       </w:r>
     </w:p>
     <w:tbl>
@@ -7089,6 +6954,281 @@
         <w:t>`racdb1.` 과 `racdb2.` 접두어가 보인다. 12장에서 다룬 RAC SPFILE 의 표기다. 인스턴스별 항목이 그대로 백업되어 있다.</w:t>
       </w:r>
     </w:p>
+    <w:p>
+      <w:pPr>
+        <w:pStyle w:val="Heading3"/>
+      </w:pPr>
+      <w:r>
+        <w:t>17.7.4 읽기 전용처럼 보이지만 아니다</w:t>
+      </w:r>
+    </w:p>
+    <w:p>
+      <w:r>
+        <w:rPr>
+          <w:rFonts w:ascii="맑은 고딕" w:hAnsi="맑은 고딕" w:eastAsia="맑은 고딕"/>
+          <w:sz w:val="21"/>
+        </w:rPr>
+        <w:t>위 명령을 실행한 뒤 CRS 에 등록된 SPFILE 위치를 확인하면 놀라운 것이 나온다.</w:t>
+      </w:r>
+    </w:p>
+    <w:tbl>
+      <w:tblPr>
+        <w:tblStyle w:val="TableGrid"/>
+        <w:tblW w:type="auto" w:w="0"/>
+        <w:tblLook w:firstColumn="1" w:firstRow="1" w:lastColumn="0" w:lastRow="0" w:noHBand="0" w:noVBand="1" w:val="04A0"/>
+      </w:tblPr>
+      <w:tblGrid>
+        <w:gridCol w:w="8640"/>
+      </w:tblGrid>
+      <w:tr>
+        <w:tc>
+          <w:tcPr>
+            <w:tcW w:type="dxa" w:w="8640"/>
+            <w:shd w:val="clear" w:color="auto" w:fill="1E1E1E"/>
+          </w:tcPr>
+          <w:p>
+            <w:pPr>
+              <w:spacing w:after="0" w:before="0"/>
+            </w:pPr>
+            <w:r>
+              <w:rPr>
+                <w:rFonts w:ascii="Consolas" w:hAnsi="Consolas" w:eastAsia="Consolas"/>
+                <w:color w:val="F2F2F2"/>
+                <w:sz w:val="19"/>
+              </w:rPr>
+              <w:t>-- 세 시점에서 같은 조회를 한다</w:t>
+            </w:r>
+          </w:p>
+          <w:p>
+            <w:pPr>
+              <w:spacing w:after="0" w:before="0"/>
+            </w:pPr>
+            <w:r>
+              <w:rPr>
+                <w:rFonts w:ascii="Consolas" w:hAnsi="Consolas" w:eastAsia="Consolas"/>
+                <w:color w:val="F2F2F2"/>
+                <w:sz w:val="19"/>
+              </w:rPr>
+              <w:t>--   srvctl config database -d racdb | grep -i spfile</w:t>
+            </w:r>
+          </w:p>
+          <w:p>
+            <w:pPr>
+              <w:spacing w:after="0" w:before="0"/>
+            </w:pPr>
+            <w:r>
+              <w:rPr>
+                <w:rFonts w:ascii="Consolas" w:hAnsi="Consolas" w:eastAsia="Consolas"/>
+                <w:color w:val="F2F2F2"/>
+                <w:sz w:val="19"/>
+              </w:rPr>
+              <w:t xml:space="preserve"> </w:t>
+            </w:r>
+          </w:p>
+          <w:p>
+            <w:pPr>
+              <w:spacing w:after="0" w:before="0"/>
+            </w:pPr>
+            <w:r>
+              <w:rPr>
+                <w:rFonts w:ascii="Consolas" w:hAnsi="Consolas" w:eastAsia="Consolas"/>
+                <w:color w:val="F2F2F2"/>
+                <w:sz w:val="19"/>
+              </w:rPr>
+              <w:t>복원 전                        Spfile: +DATA/RACDB/PARAMETERFILE/spfile.272...</w:t>
+            </w:r>
+          </w:p>
+          <w:p>
+            <w:pPr>
+              <w:spacing w:after="0" w:before="0"/>
+            </w:pPr>
+            <w:r>
+              <w:rPr>
+                <w:rFonts w:ascii="Consolas" w:hAnsi="Consolas" w:eastAsia="Consolas"/>
+                <w:color w:val="F2F2F2"/>
+                <w:sz w:val="19"/>
+              </w:rPr>
+              <w:t>backup current controlfile 후  Spfile: +DATA/RACDB/PARAMETERFILE/spfile.272...</w:t>
+            </w:r>
+          </w:p>
+          <w:p>
+            <w:pPr>
+              <w:spacing w:after="0" w:before="0"/>
+            </w:pPr>
+            <w:r>
+              <w:rPr>
+                <w:rFonts w:ascii="Consolas" w:hAnsi="Consolas" w:eastAsia="Consolas"/>
+                <w:color w:val="F2F2F2"/>
+                <w:sz w:val="19"/>
+              </w:rPr>
+              <w:t>restore spfile to '/tmp/...' 후 Spfile: /tmp/sp_probe.ora      ← 바뀌었다</w:t>
+            </w:r>
+          </w:p>
+        </w:tc>
+      </w:tr>
+    </w:tbl>
+    <w:p/>
+    <w:p>
+      <w:r>
+        <w:rPr>
+          <w:rFonts w:ascii="맑은 고딕" w:hAnsi="맑은 고딕" w:eastAsia="맑은 고딕"/>
+          <w:sz w:val="21"/>
+        </w:rPr>
+        <w:t>이것이 왜 위험한가. 지금 돌고 있는 인스턴스는 영향을 받지 않는다. 이미 기동할 때 읽은 SPFILE 을 계속 쓰기 때문이다.</w:t>
+      </w:r>
+    </w:p>
+    <w:tbl>
+      <w:tblPr>
+        <w:tblStyle w:val="TableGrid"/>
+        <w:tblW w:type="auto" w:w="0"/>
+        <w:tblLook w:firstColumn="1" w:firstRow="1" w:lastColumn="0" w:lastRow="0" w:noHBand="0" w:noVBand="1" w:val="04A0"/>
+      </w:tblPr>
+      <w:tblGrid>
+        <w:gridCol w:w="8640"/>
+      </w:tblGrid>
+      <w:tr>
+        <w:tc>
+          <w:tcPr>
+            <w:tcW w:type="dxa" w:w="8640"/>
+            <w:shd w:val="clear" w:color="auto" w:fill="1E1E1E"/>
+          </w:tcPr>
+          <w:p>
+            <w:pPr>
+              <w:spacing w:after="0" w:before="0"/>
+            </w:pPr>
+            <w:r>
+              <w:rPr>
+                <w:rFonts w:ascii="Consolas" w:hAnsi="Consolas" w:eastAsia="Consolas"/>
+                <w:color w:val="F2F2F2"/>
+                <w:sz w:val="19"/>
+              </w:rPr>
+              <w:t>SQL&gt; select inst_id, value from gv$parameter where name='spfile';</w:t>
+            </w:r>
+          </w:p>
+          <w:p>
+            <w:pPr>
+              <w:spacing w:after="0" w:before="0"/>
+            </w:pPr>
+            <w:r>
+              <w:rPr>
+                <w:rFonts w:ascii="Consolas" w:hAnsi="Consolas" w:eastAsia="Consolas"/>
+                <w:color w:val="F2F2F2"/>
+                <w:sz w:val="19"/>
+              </w:rPr>
+              <w:t xml:space="preserve">   두 인스턴스 모두 +DATA/RACDB/PARAMETERFILE/spfile.272.1242762487</w:t>
+            </w:r>
+          </w:p>
+        </w:tc>
+      </w:tr>
+    </w:tbl>
+    <w:p/>
+    <w:p>
+      <w:r>
+        <w:rPr>
+          <w:rFonts w:ascii="맑은 고딕" w:hAnsi="맑은 고딕" w:eastAsia="맑은 고딕"/>
+          <w:sz w:val="21"/>
+        </w:rPr>
+        <w:t>문제는 다음 기동 때 터진다. `srvctl` 로 데이터베이스를 올리면 CRS 에 등록된 경로를 쓴다. 그 경로가 임시 파일이고, 실습을 정리하며 그것을 지웠다면 SPFILE 없이 기동하게 된다.</w:t>
+      </w:r>
+    </w:p>
+    <w:p>
+      <w:r>
+        <w:rPr>
+          <w:rFonts w:ascii="맑은 고딕" w:hAnsi="맑은 고딕" w:eastAsia="맑은 고딕"/>
+          <w:sz w:val="21"/>
+        </w:rPr>
+        <w:t>즉 검증한 그날은 멀쩡하고 몇 주 뒤 계획 정지 후 재기동에서 문제가 드러난다. 진단하기 가장 어려운 종류의 사고다.</w:t>
+      </w:r>
+    </w:p>
+    <w:tbl>
+      <w:tblPr>
+        <w:tblStyle w:val="TableGrid"/>
+        <w:tblW w:type="auto" w:w="0"/>
+        <w:tblLook w:firstColumn="1" w:firstRow="1" w:lastColumn="0" w:lastRow="0" w:noHBand="0" w:noVBand="1" w:val="04A0"/>
+      </w:tblPr>
+      <w:tblGrid>
+        <w:gridCol w:w="8640"/>
+      </w:tblGrid>
+      <w:tr>
+        <w:tc>
+          <w:tcPr>
+            <w:tcW w:type="dxa" w:w="8640"/>
+            <w:shd w:val="clear" w:color="auto" w:fill="E3F0DB"/>
+          </w:tcPr>
+          <w:p>
+            <w:r>
+              <w:rPr>
+                <w:rFonts w:ascii="맑은 고딕" w:hAnsi="맑은 고딕" w:eastAsia="맑은 고딕"/>
+                <w:b/>
+                <w:sz w:val="21"/>
+              </w:rPr>
+              <w:t>Best Practice · restore spfile 뒤에는 반드시 등록 정보를 되돌린다</w:t>
+            </w:r>
+          </w:p>
+          <w:p>
+            <w:pPr>
+              <w:spacing w:after="20"/>
+            </w:pPr>
+            <w:r>
+              <w:rPr>
+                <w:rFonts w:ascii="맑은 고딕" w:hAnsi="맑은 고딕" w:eastAsia="맑은 고딕"/>
+                <w:sz w:val="20"/>
+              </w:rPr>
+              <w:t>명령 이름에 restore 가 들어 있어 읽기 전용처럼 느껴지지만 아니다. 복원 대상 위치를 CRS 에 알려 주는 것까지가 이 명령의 동작이다.</w:t>
+            </w:r>
+          </w:p>
+          <w:p>
+            <w:pPr>
+              <w:spacing w:after="20"/>
+            </w:pPr>
+            <w:r>
+              <w:rPr>
+                <w:rFonts w:ascii="맑은 고딕" w:hAnsi="맑은 고딕" w:eastAsia="맑은 고딕"/>
+                <w:sz w:val="20"/>
+              </w:rPr>
+              <w:t>그러므로 검증 목적으로 임시 위치에 복원했다면 반드시 원래 값으로 되돌린다.</w:t>
+            </w:r>
+          </w:p>
+          <w:p>
+            <w:pPr>
+              <w:spacing w:after="20"/>
+            </w:pPr>
+            <w:r>
+              <w:rPr>
+                <w:rFonts w:ascii="맑은 고딕" w:hAnsi="맑은 고딕" w:eastAsia="맑은 고딕"/>
+                <w:sz w:val="20"/>
+              </w:rPr>
+              <w:t>`srvctl modify database -d racdb -spfile '+DATA/RACDB/PARAMETERFILE/spfile.272.1242762487'`</w:t>
+            </w:r>
+          </w:p>
+          <w:p>
+            <w:pPr>
+              <w:spacing w:after="20"/>
+            </w:pPr>
+            <w:r>
+              <w:rPr>
+                <w:rFonts w:ascii="맑은 고딕" w:hAnsi="맑은 고딕" w:eastAsia="맑은 고딕"/>
+                <w:sz w:val="20"/>
+              </w:rPr>
+              <w:t>더 안전한 방법도 있다. 검증만 목적이라면 SPFILE 대신 컨트롤파일 자동 백업의 존재만 확인해도 된다. `list backup of spfile` 과 `list backup of controlfile` 로 최근 자동 백업이 있는지 보는 것이다. 등록 정보를 건드리지 않는다.</w:t>
+            </w:r>
+          </w:p>
+          <w:p>
+            <w:pPr>
+              <w:spacing w:after="20"/>
+            </w:pPr>
+            <w:r>
+              <w:rPr>
+                <w:rFonts w:ascii="맑은 고딕" w:hAnsi="맑은 고딕" w:eastAsia="맑은 고딕"/>
+                <w:sz w:val="20"/>
+              </w:rPr>
+              <w:t>일반화하면 이렇다. RMAN 의 restore 계열은 데이터를 되살리는 동시에 그 위치를 카탈로그와 CRS 에 반영한다. "읽기만 하는 명령" 은 `validate` 계열이고 `restore` 는 이름과 달리 상태를 바꾼다.</w:t>
+            </w:r>
+          </w:p>
+        </w:tc>
+      </w:tr>
+    </w:tbl>
+    <w:p/>
     <w:tbl>
       <w:tblPr>
         <w:tblStyle w:val="TableGrid"/>
@@ -7683,6 +7823,15 @@
           <w:sz w:val="21"/>
         </w:rPr>
         <w:t>SPFILE 에 `log_archive_dest_1` 이 지정되지 않았다. 17.2 절의 변경이 `scope=memory` 였으므로 남지 않았다.</w:t>
+      </w:r>
+    </w:p>
+    <w:p>
+      <w:r>
+        <w:rPr>
+          <w:rFonts w:ascii="맑은 고딕" w:hAnsi="맑은 고딕" w:eastAsia="맑은 고딕"/>
+          <w:sz w:val="21"/>
+        </w:rPr>
+        <w:t>SPFILE 등록 정보도 `srvctl config database -d racdb | grep -i spfile` 로 확인한다. 17.7.4 절에서 임시 경로로 바뀌었으므로 되돌려 두어야 한다. 이것을 빠뜨리면 다음 재기동에서 문제가 생긴다.</w:t>
       </w:r>
     </w:p>
     <w:p>
@@ -7950,15 +8099,6 @@
       </w:tr>
     </w:tbl>
     <w:p/>
-    <w:p>
-      <w:r>
-        <w:rPr>
-          <w:rFonts w:ascii="맑은 고딕" w:hAnsi="맑은 고딕" w:eastAsia="맑은 고딕"/>
-          <w:sz w:val="21"/>
-        </w:rPr>
-        <w:t>운영에서는 `CONFIGURE ARCHIVELOG DELETION POLICY TO BACKED UP 1 TIMES TO DISK` 를 걸어 두는 것이 출발점이다. 그러면 FRA 가 찰 때 오라클이 백업된 아카이브를 자동으로 지운다.</w:t>
-      </w:r>
-    </w:p>
     <w:p>
       <w:pPr>
         <w:pStyle w:val="Heading3"/>
@@ -8434,7 +8574,25 @@
           <w:rFonts w:ascii="맑은 고딕" w:hAnsi="맑은 고딕" w:eastAsia="맑은 고딕"/>
           <w:sz w:val="21"/>
         </w:rPr>
-        <w:t>`restore spfile to '&lt;임시경로&gt;' from autobackup` 은 비파괴적이다. 자동 백업이 쓸 만한지 운영 중에 확인할 수 있다. 복원한 SPFILE 에 `racdb1.` 과 `racdb2.` 접두어가 그대로 있었다.</w:t>
+        <w:t>`restore spfile to '&lt;임시경로&gt;' from autobackup` 으로 자동 백업이 쓸 만한지 운영 중에 확인할 수 있다. 복원한 SPFILE 에 `racdb1.` 과 `racdb2.` 접두어가 그대로 있었다.</w:t>
+      </w:r>
+    </w:p>
+    <w:p>
+      <w:r>
+        <w:rPr>
+          <w:rFonts w:ascii="맑은 고딕" w:hAnsi="맑은 고딕" w:eastAsia="맑은 고딕"/>
+          <w:sz w:val="21"/>
+        </w:rPr>
+        <w:t>그런데 이 명령은 읽기 전용이 아니다. 실행하면 CRS 에 등록된 SPFILE 위치가 그 임시 경로로 바뀐다. 백업만 했을 때는 바뀌지 않았으므로 원인이 이 명령임을 대조로 확인했다.</w:t>
+      </w:r>
+    </w:p>
+    <w:p>
+      <w:r>
+        <w:rPr>
+          <w:rFonts w:ascii="맑은 고딕" w:hAnsi="맑은 고딕" w:eastAsia="맑은 고딕"/>
+          <w:sz w:val="21"/>
+        </w:rPr>
+        <w:t>실행 중인 인스턴스는 영향을 받지 않아 그날은 멀쩡해 보인다. 문제는 다음 `srvctl` 기동 때 드러난다. 그래서 복원 전에 원래 값을 기록하고 끝나면 `srvctl modify database -spfile` 로 되돌려야 한다.</w:t>
       </w:r>
     </w:p>
     <w:p>

--- a/RAC/17장/17장_RAC백업과복구.docx
+++ b/RAC/17장/17장_RAC백업과복구.docx
@@ -354,10 +354,59 @@
     <w:p>
       <w:r>
         <w:rPr>
+          <w:rFonts w:ascii="Consolas" w:hAnsi="Consolas" w:eastAsia="Consolas" w:cs="Consolas"/>
+          <w:sz w:val="20"/>
+        </w:rPr>
+        <w:t xml:space="preserve">log_archive_format</w:t>
+      </w:r>
+      <w:r>
+        <w:rPr>
           <w:rFonts w:ascii="맑은 고딕" w:hAnsi="맑은 고딕" w:eastAsia="맑은 고딕"/>
           <w:sz w:val="21"/>
         </w:rPr>
-        <w:t>`log_archive_format` 의 `%t` 가 스레드 번호다. 스레드마다 아카이브가 따로 생기므로 파일 이름에 스레드가 들어가야 구분된다. `%s` 는 시퀀스, `%r` 은 리셋로그 ID 다.</w:t>
+        <w:t xml:space="preserve"> 의 </w:t>
+      </w:r>
+      <w:r>
+        <w:rPr>
+          <w:rFonts w:ascii="Consolas" w:hAnsi="Consolas" w:eastAsia="Consolas" w:cs="Consolas"/>
+          <w:sz w:val="20"/>
+        </w:rPr>
+        <w:t xml:space="preserve">%t</w:t>
+      </w:r>
+      <w:r>
+        <w:rPr>
+          <w:rFonts w:ascii="맑은 고딕" w:hAnsi="맑은 고딕" w:eastAsia="맑은 고딕"/>
+          <w:sz w:val="21"/>
+        </w:rPr>
+        <w:t xml:space="preserve"> 가 스레드 번호다. 스레드마다 아카이브가 따로 생기므로 파일 이름에 스레드가 들어가야 구분된다. </w:t>
+      </w:r>
+      <w:r>
+        <w:rPr>
+          <w:rFonts w:ascii="Consolas" w:hAnsi="Consolas" w:eastAsia="Consolas" w:cs="Consolas"/>
+          <w:sz w:val="20"/>
+        </w:rPr>
+        <w:t xml:space="preserve">%s</w:t>
+      </w:r>
+      <w:r>
+        <w:rPr>
+          <w:rFonts w:ascii="맑은 고딕" w:hAnsi="맑은 고딕" w:eastAsia="맑은 고딕"/>
+          <w:sz w:val="21"/>
+        </w:rPr>
+        <w:t xml:space="preserve"> 는 시퀀스, </w:t>
+      </w:r>
+      <w:r>
+        <w:rPr>
+          <w:rFonts w:ascii="Consolas" w:hAnsi="Consolas" w:eastAsia="Consolas" w:cs="Consolas"/>
+          <w:sz w:val="20"/>
+        </w:rPr>
+        <w:t xml:space="preserve">%r</w:t>
+      </w:r>
+      <w:r>
+        <w:rPr>
+          <w:rFonts w:ascii="맑은 고딕" w:hAnsi="맑은 고딕" w:eastAsia="맑은 고딕"/>
+          <w:sz w:val="21"/>
+        </w:rPr>
+        <w:t xml:space="preserve"> 은 리셋로그 ID 다.</w:t>
       </w:r>
     </w:p>
     <w:p>
@@ -854,19 +903,21 @@
                 <w:rFonts w:ascii="맑은 고딕" w:hAnsi="맑은 고딕" w:eastAsia="맑은 고딕"/>
                 <w:sz w:val="20"/>
               </w:rPr>
-              <w:t>옛 문서나 9i·10g 시절 자료에는 `cluster_database=FALSE` 로 바꾼 뒤 전환하라고 되어 있다. 11gR2 부터는 필요 없다.</w:t>
-            </w:r>
-          </w:p>
-          <w:p>
-            <w:pPr>
-              <w:spacing w:after="20"/>
-            </w:pPr>
+              <w:t xml:space="preserve">옛 문서나 9i·10g 시절 자료에는 </w:t>
+            </w:r>
+            <w:r>
+              <w:rPr>
+                <w:rFonts w:ascii="Consolas" w:hAnsi="Consolas" w:eastAsia="Consolas" w:cs="Consolas"/>
+                <w:sz w:val="19"/>
+              </w:rPr>
+              <w:t xml:space="preserve">cluster_database=FALSE</w:t>
+            </w:r>
             <w:r>
               <w:rPr>
                 <w:rFonts w:ascii="맑은 고딕" w:hAnsi="맑은 고딕" w:eastAsia="맑은 고딕"/>
                 <w:sz w:val="20"/>
               </w:rPr>
-              <w:t>조건은 하나뿐이다. 인스턴스가 하나만 MOUNT 되어 있으면 된다. 위 절차에서 `srvctl stop database` 로 둘 다 내리고 rac1 만 올렸으므로 그 조건을 만족한다.</w:t>
+              <w:t xml:space="preserve"> 로 바꾼 뒤 전환하라고 되어 있다. 11gR2 부터는 필요 없다.</w:t>
             </w:r>
           </w:p>
           <w:p>
@@ -878,19 +929,21 @@
                 <w:rFonts w:ascii="맑은 고딕" w:hAnsi="맑은 고딕" w:eastAsia="맑은 고딕"/>
                 <w:sz w:val="20"/>
               </w:rPr>
-              <w:t>12장에서 `cluster_database=FALSE` 를 한쪽만 설정하는 것이 오라클에 의해 막히지 않는다는 것을 확인했다. 그 위험한 변경을 굳이 할 이유가 없다.</w:t>
-            </w:r>
-          </w:p>
-          <w:p>
-            <w:pPr>
-              <w:spacing w:after="20"/>
-            </w:pPr>
+              <w:t xml:space="preserve">조건은 하나뿐이다. 인스턴스가 하나만 MOUNT 되어 있으면 된다. 위 절차에서 </w:t>
+            </w:r>
+            <w:r>
+              <w:rPr>
+                <w:rFonts w:ascii="Consolas" w:hAnsi="Consolas" w:eastAsia="Consolas" w:cs="Consolas"/>
+                <w:sz w:val="19"/>
+              </w:rPr>
+              <w:t xml:space="preserve">srvctl stop database</w:t>
+            </w:r>
             <w:r>
               <w:rPr>
                 <w:rFonts w:ascii="맑은 고딕" w:hAnsi="맑은 고딕" w:eastAsia="맑은 고딕"/>
                 <w:sz w:val="20"/>
               </w:rPr>
-              <w:t>만약 다른 인스턴스가 떠 있는 상태에서 시도하면 ORA-01126 계열의 오류로 거부된다. 그러므로 실수로 잘못될 여지가 크지 않다.</w:t>
+              <w:t xml:space="preserve"> 로 둘 다 내리고 rac1 만 올렸으므로 그 조건을 만족한다.</w:t>
             </w:r>
           </w:p>
           <w:p>
@@ -902,7 +955,115 @@
                 <w:rFonts w:ascii="맑은 고딕" w:hAnsi="맑은 고딕" w:eastAsia="맑은 고딕"/>
                 <w:sz w:val="20"/>
               </w:rPr>
-              <w:t>정리하면 절차는 넷이다. `srvctl stop database` 로 전부 내리고, 한 노드에서 `startup mount`, `alter database archivelog`, `alter database open`, 그다음 나머지 인스턴스를 `srvctl start instance` 로 올린다.</w:t>
+              <w:t xml:space="preserve">12장에서 </w:t>
+            </w:r>
+            <w:r>
+              <w:rPr>
+                <w:rFonts w:ascii="Consolas" w:hAnsi="Consolas" w:eastAsia="Consolas" w:cs="Consolas"/>
+                <w:sz w:val="19"/>
+              </w:rPr>
+              <w:t xml:space="preserve">cluster_database=FALSE</w:t>
+            </w:r>
+            <w:r>
+              <w:rPr>
+                <w:rFonts w:ascii="맑은 고딕" w:hAnsi="맑은 고딕" w:eastAsia="맑은 고딕"/>
+                <w:sz w:val="20"/>
+              </w:rPr>
+              <w:t xml:space="preserve"> 를 한쪽만 설정하는 것이 오라클에 의해 막히지 않는다는 것을 확인했다. 그 위험한 변경을 굳이 할 이유가 없다.</w:t>
+            </w:r>
+          </w:p>
+          <w:p>
+            <w:pPr>
+              <w:spacing w:after="20"/>
+            </w:pPr>
+            <w:r>
+              <w:rPr>
+                <w:rFonts w:ascii="맑은 고딕" w:hAnsi="맑은 고딕" w:eastAsia="맑은 고딕"/>
+                <w:sz w:val="20"/>
+              </w:rPr>
+              <w:t>만약 다른 인스턴스가 떠 있는 상태에서 시도하면 ORA-01126 계열의 오류로 거부된다. 그러므로 실수로 잘못될 여지가 크지 않다.</w:t>
+            </w:r>
+          </w:p>
+          <w:p>
+            <w:pPr>
+              <w:spacing w:after="20"/>
+            </w:pPr>
+            <w:r>
+              <w:rPr>
+                <w:rFonts w:ascii="맑은 고딕" w:hAnsi="맑은 고딕" w:eastAsia="맑은 고딕"/>
+                <w:sz w:val="20"/>
+              </w:rPr>
+              <w:t xml:space="preserve">정리하면 절차는 넷이다. </w:t>
+            </w:r>
+            <w:r>
+              <w:rPr>
+                <w:rFonts w:ascii="Consolas" w:hAnsi="Consolas" w:eastAsia="Consolas" w:cs="Consolas"/>
+                <w:sz w:val="19"/>
+              </w:rPr>
+              <w:t xml:space="preserve">srvctl stop database</w:t>
+            </w:r>
+            <w:r>
+              <w:rPr>
+                <w:rFonts w:ascii="맑은 고딕" w:hAnsi="맑은 고딕" w:eastAsia="맑은 고딕"/>
+                <w:sz w:val="20"/>
+              </w:rPr>
+              <w:t xml:space="preserve"> 로 전부 내리고, 한 노드에서 </w:t>
+            </w:r>
+            <w:r>
+              <w:rPr>
+                <w:rFonts w:ascii="Consolas" w:hAnsi="Consolas" w:eastAsia="Consolas" w:cs="Consolas"/>
+                <w:sz w:val="19"/>
+              </w:rPr>
+              <w:t xml:space="preserve">startup mount</w:t>
+            </w:r>
+            <w:r>
+              <w:rPr>
+                <w:rFonts w:ascii="맑은 고딕" w:hAnsi="맑은 고딕" w:eastAsia="맑은 고딕"/>
+                <w:sz w:val="20"/>
+              </w:rPr>
+              <w:t xml:space="preserve">, </w:t>
+            </w:r>
+            <w:r>
+              <w:rPr>
+                <w:rFonts w:ascii="Consolas" w:hAnsi="Consolas" w:eastAsia="Consolas" w:cs="Consolas"/>
+                <w:sz w:val="19"/>
+              </w:rPr>
+              <w:t xml:space="preserve">alter database archivelog</w:t>
+            </w:r>
+            <w:r>
+              <w:rPr>
+                <w:rFonts w:ascii="맑은 고딕" w:hAnsi="맑은 고딕" w:eastAsia="맑은 고딕"/>
+                <w:sz w:val="20"/>
+              </w:rPr>
+              <w:t xml:space="preserve">, </w:t>
+            </w:r>
+            <w:r>
+              <w:rPr>
+                <w:rFonts w:ascii="Consolas" w:hAnsi="Consolas" w:eastAsia="Consolas" w:cs="Consolas"/>
+                <w:sz w:val="19"/>
+              </w:rPr>
+              <w:t xml:space="preserve">alter database open</w:t>
+            </w:r>
+            <w:r>
+              <w:rPr>
+                <w:rFonts w:ascii="맑은 고딕" w:hAnsi="맑은 고딕" w:eastAsia="맑은 고딕"/>
+                <w:sz w:val="20"/>
+              </w:rPr>
+              <w:t xml:space="preserve">, 그다음 나머지 인스턴스를 </w:t>
+            </w:r>
+            <w:r>
+              <w:rPr>
+                <w:rFonts w:ascii="Consolas" w:hAnsi="Consolas" w:eastAsia="Consolas" w:cs="Consolas"/>
+                <w:sz w:val="19"/>
+              </w:rPr>
+              <w:t xml:space="preserve">srvctl start instance</w:t>
+            </w:r>
+            <w:r>
+              <w:rPr>
+                <w:rFonts w:ascii="맑은 고딕" w:hAnsi="맑은 고딕" w:eastAsia="맑은 고딕"/>
+                <w:sz w:val="20"/>
+              </w:rPr>
+              <w:t xml:space="preserve"> 로 올린다.</w:t>
             </w:r>
           </w:p>
         </w:tc>
@@ -1117,7 +1278,63 @@
           <w:rFonts w:ascii="맑은 고딕" w:hAnsi="맑은 고딕" w:eastAsia="맑은 고딕"/>
           <w:sz w:val="21"/>
         </w:rPr>
-        <w:t>파일 이름에 `thread_1`, `thread_2` 가 들어 있다. `log_archive_format` 의 `%t` 가 이렇게 나타난다.</w:t>
+        <w:t xml:space="preserve">파일 이름에 </w:t>
+      </w:r>
+      <w:r>
+        <w:rPr>
+          <w:rFonts w:ascii="Consolas" w:hAnsi="Consolas" w:eastAsia="Consolas" w:cs="Consolas"/>
+          <w:sz w:val="20"/>
+        </w:rPr>
+        <w:t xml:space="preserve">thread_1</w:t>
+      </w:r>
+      <w:r>
+        <w:rPr>
+          <w:rFonts w:ascii="맑은 고딕" w:hAnsi="맑은 고딕" w:eastAsia="맑은 고딕"/>
+          <w:sz w:val="21"/>
+        </w:rPr>
+        <w:t xml:space="preserve">, </w:t>
+      </w:r>
+      <w:r>
+        <w:rPr>
+          <w:rFonts w:ascii="Consolas" w:hAnsi="Consolas" w:eastAsia="Consolas" w:cs="Consolas"/>
+          <w:sz w:val="20"/>
+        </w:rPr>
+        <w:t xml:space="preserve">thread_2</w:t>
+      </w:r>
+      <w:r>
+        <w:rPr>
+          <w:rFonts w:ascii="맑은 고딕" w:hAnsi="맑은 고딕" w:eastAsia="맑은 고딕"/>
+          <w:sz w:val="21"/>
+        </w:rPr>
+        <w:t xml:space="preserve"> 가 들어 있다. </w:t>
+      </w:r>
+      <w:r>
+        <w:rPr>
+          <w:rFonts w:ascii="Consolas" w:hAnsi="Consolas" w:eastAsia="Consolas" w:cs="Consolas"/>
+          <w:sz w:val="20"/>
+        </w:rPr>
+        <w:t xml:space="preserve">log_archive_format</w:t>
+      </w:r>
+      <w:r>
+        <w:rPr>
+          <w:rFonts w:ascii="맑은 고딕" w:hAnsi="맑은 고딕" w:eastAsia="맑은 고딕"/>
+          <w:sz w:val="21"/>
+        </w:rPr>
+        <w:t xml:space="preserve"> 의 </w:t>
+      </w:r>
+      <w:r>
+        <w:rPr>
+          <w:rFonts w:ascii="Consolas" w:hAnsi="Consolas" w:eastAsia="Consolas" w:cs="Consolas"/>
+          <w:sz w:val="20"/>
+        </w:rPr>
+        <w:t xml:space="preserve">%t</w:t>
+      </w:r>
+      <w:r>
+        <w:rPr>
+          <w:rFonts w:ascii="맑은 고딕" w:hAnsi="맑은 고딕" w:eastAsia="맑은 고딕"/>
+          <w:sz w:val="21"/>
+        </w:rPr>
+        <w:t xml:space="preserve"> 가 이렇게 나타난다.</w:t>
       </w:r>
     </w:p>
     <w:tbl>
@@ -1445,22 +1662,31 @@
             </w:pPr>
             <w:r>
               <w:rPr>
+                <w:rFonts w:ascii="Consolas" w:hAnsi="Consolas" w:eastAsia="Consolas" w:cs="Consolas"/>
+                <w:sz w:val="19"/>
+              </w:rPr>
+              <w:t xml:space="preserve">db_recovery_file_dest_size</w:t>
+            </w:r>
+            <w:r>
+              <w:rPr>
                 <w:rFonts w:ascii="맑은 고딕" w:hAnsi="맑은 고딕" w:eastAsia="맑은 고딕"/>
                 <w:sz w:val="20"/>
               </w:rPr>
-              <w:t>`db_recovery_file_dest_size` 가 14687404032 바이트, 약 14007MB 다. `+FRA` 디스크그룹 자체는 24576MB 이므로 디스크그룹 크기와 FRA 한도는 별개라는 것을 알 수 있다.</w:t>
-            </w:r>
-          </w:p>
-          <w:p>
-            <w:pPr>
-              <w:spacing w:after="20"/>
-            </w:pPr>
+              <w:t xml:space="preserve"> 가 14687404032 바이트, 약 14007MB 다. </w:t>
+            </w:r>
+            <w:r>
+              <w:rPr>
+                <w:rFonts w:ascii="Consolas" w:hAnsi="Consolas" w:eastAsia="Consolas" w:cs="Consolas"/>
+                <w:sz w:val="19"/>
+              </w:rPr>
+              <w:t xml:space="preserve">+FRA</w:t>
+            </w:r>
             <w:r>
               <w:rPr>
                 <w:rFonts w:ascii="맑은 고딕" w:hAnsi="맑은 고딕" w:eastAsia="맑은 고딕"/>
                 <w:sz w:val="20"/>
               </w:rPr>
-              <w:t>FRA 가 차면 아카이브를 만들지 못해 데이터베이스가 멈춘다. RAC 에서는 한 인스턴스가 멈추는 것이 아니라 아카이브를 만들려던 그 인스턴스가 멈추고, 결국 전체 서비스에 영향을 준다.</w:t>
+              <w:t xml:space="preserve"> 디스크그룹 자체는 24576MB 이므로 디스크그룹 크기와 FRA 한도는 별개라는 것을 알 수 있다.</w:t>
             </w:r>
           </w:p>
           <w:p>
@@ -1472,7 +1698,7 @@
                 <w:rFonts w:ascii="맑은 고딕" w:hAnsi="맑은 고딕" w:eastAsia="맑은 고딕"/>
                 <w:sz w:val="20"/>
               </w:rPr>
-              <w:t>크기를 잡는 기준은 보관 기간이다. 하루치 아카이브 양을 재고, 백업 주기와 보관 정책에 맞춰 곱한다. 이 랩처럼 부하가 거의 없으면 아카이브가 매우 작지만 운영에서는 리두 발생량이 그대로 아카이브 양이 된다.</w:t>
+              <w:t>FRA 가 차면 아카이브를 만들지 못해 데이터베이스가 멈춘다. RAC 에서는 한 인스턴스가 멈추는 것이 아니라 아카이브를 만들려던 그 인스턴스가 멈추고, 결국 전체 서비스에 영향을 준다.</w:t>
             </w:r>
           </w:p>
           <w:p>
@@ -1484,7 +1710,7 @@
                 <w:rFonts w:ascii="맑은 고딕" w:hAnsi="맑은 고딕" w:eastAsia="맑은 고딕"/>
                 <w:sz w:val="20"/>
               </w:rPr>
-              <w:t>13장에서 `redo size` 를 인스턴스별로 쟀다. 그 값의 합이 하루 아카이브 양의 근사치다. RAC 에서는 두 인스턴스의 합이라는 점을 잊지 말아야 한다.</w:t>
+              <w:t>크기를 잡는 기준은 보관 기간이다. 하루치 아카이브 양을 재고, 백업 주기와 보관 정책에 맞춰 곱한다. 이 랩처럼 부하가 거의 없으면 아카이브가 매우 작지만 운영에서는 리두 발생량이 그대로 아카이브 양이 된다.</w:t>
             </w:r>
           </w:p>
           <w:p>
@@ -1496,7 +1722,54 @@
                 <w:rFonts w:ascii="맑은 고딕" w:hAnsi="맑은 고딕" w:eastAsia="맑은 고딕"/>
                 <w:sz w:val="20"/>
               </w:rPr>
-              <w:t>`V$RECOVERY_FILE_DEST` 의 `SPACE_RECLAIMABLE` 을 함께 본다. 이미 백업되어 지울 수 있는 공간이며, 이 값이 크면 삭제 정책이 잘 도는 것이다. 0 인데 사용량이 계속 는다면 백업이나 삭제가 밀리고 있다는 뜻이다.</w:t>
+              <w:t xml:space="preserve">13장에서 </w:t>
+            </w:r>
+            <w:r>
+              <w:rPr>
+                <w:rFonts w:ascii="Consolas" w:hAnsi="Consolas" w:eastAsia="Consolas" w:cs="Consolas"/>
+                <w:sz w:val="19"/>
+              </w:rPr>
+              <w:t xml:space="preserve">redo size</w:t>
+            </w:r>
+            <w:r>
+              <w:rPr>
+                <w:rFonts w:ascii="맑은 고딕" w:hAnsi="맑은 고딕" w:eastAsia="맑은 고딕"/>
+                <w:sz w:val="20"/>
+              </w:rPr>
+              <w:t xml:space="preserve"> 를 인스턴스별로 쟀다. 그 값의 합이 하루 아카이브 양의 근사치다. RAC 에서는 두 인스턴스의 합이라는 점을 잊지 말아야 한다.</w:t>
+            </w:r>
+          </w:p>
+          <w:p>
+            <w:pPr>
+              <w:spacing w:after="20"/>
+            </w:pPr>
+            <w:r>
+              <w:rPr>
+                <w:rFonts w:ascii="Consolas" w:hAnsi="Consolas" w:eastAsia="Consolas" w:cs="Consolas"/>
+                <w:sz w:val="19"/>
+              </w:rPr>
+              <w:t xml:space="preserve">V$RECOVERY_FILE_DEST</w:t>
+            </w:r>
+            <w:r>
+              <w:rPr>
+                <w:rFonts w:ascii="맑은 고딕" w:hAnsi="맑은 고딕" w:eastAsia="맑은 고딕"/>
+                <w:sz w:val="20"/>
+              </w:rPr>
+              <w:t xml:space="preserve"> 의 </w:t>
+            </w:r>
+            <w:r>
+              <w:rPr>
+                <w:rFonts w:ascii="Consolas" w:hAnsi="Consolas" w:eastAsia="Consolas" w:cs="Consolas"/>
+                <w:sz w:val="19"/>
+              </w:rPr>
+              <w:t xml:space="preserve">SPACE_RECLAIMABLE</w:t>
+            </w:r>
+            <w:r>
+              <w:rPr>
+                <w:rFonts w:ascii="맑은 고딕" w:hAnsi="맑은 고딕" w:eastAsia="맑은 고딕"/>
+                <w:sz w:val="20"/>
+              </w:rPr>
+              <w:t xml:space="preserve"> 을 함께 본다. 이미 백업되어 지울 수 있는 공간이며, 이 값이 크면 삭제 정책이 잘 도는 것이다. 0 인데 사용량이 계속 는다면 백업이나 삭제가 밀리고 있다는 뜻이다.</w:t>
             </w:r>
           </w:p>
         </w:tc>
@@ -1972,7 +2245,63 @@
           <w:rFonts w:ascii="맑은 고딕" w:hAnsi="맑은 고딕" w:eastAsia="맑은 고딕"/>
           <w:sz w:val="21"/>
         </w:rPr>
-        <w:t>파일 이름도 달라졌다. ASM 은 `thread_1_seq_23...` 형식으로 짓는데 파일시스템에서는 `log_archive_format` 그대로 `1_23_1242761748.dbf` 다. `%t_%s_%r.dbf` 가 이렇게 나타난다.</w:t>
+        <w:t xml:space="preserve">파일 이름도 달라졌다. ASM 은 </w:t>
+      </w:r>
+      <w:r>
+        <w:rPr>
+          <w:rFonts w:ascii="Consolas" w:hAnsi="Consolas" w:eastAsia="Consolas" w:cs="Consolas"/>
+          <w:sz w:val="20"/>
+        </w:rPr>
+        <w:t xml:space="preserve">thread_1_seq_23...</w:t>
+      </w:r>
+      <w:r>
+        <w:rPr>
+          <w:rFonts w:ascii="맑은 고딕" w:hAnsi="맑은 고딕" w:eastAsia="맑은 고딕"/>
+          <w:sz w:val="21"/>
+        </w:rPr>
+        <w:t xml:space="preserve"> 형식으로 짓는데 파일시스템에서는 </w:t>
+      </w:r>
+      <w:r>
+        <w:rPr>
+          <w:rFonts w:ascii="Consolas" w:hAnsi="Consolas" w:eastAsia="Consolas" w:cs="Consolas"/>
+          <w:sz w:val="20"/>
+        </w:rPr>
+        <w:t xml:space="preserve">log_archive_format</w:t>
+      </w:r>
+      <w:r>
+        <w:rPr>
+          <w:rFonts w:ascii="맑은 고딕" w:hAnsi="맑은 고딕" w:eastAsia="맑은 고딕"/>
+          <w:sz w:val="21"/>
+        </w:rPr>
+        <w:t xml:space="preserve"> 그대로 </w:t>
+      </w:r>
+      <w:r>
+        <w:rPr>
+          <w:rFonts w:ascii="Consolas" w:hAnsi="Consolas" w:eastAsia="Consolas" w:cs="Consolas"/>
+          <w:sz w:val="20"/>
+        </w:rPr>
+        <w:t xml:space="preserve">1_23_1242761748.dbf</w:t>
+      </w:r>
+      <w:r>
+        <w:rPr>
+          <w:rFonts w:ascii="맑은 고딕" w:hAnsi="맑은 고딕" w:eastAsia="맑은 고딕"/>
+          <w:sz w:val="21"/>
+        </w:rPr>
+        <w:t xml:space="preserve"> 다. </w:t>
+      </w:r>
+      <w:r>
+        <w:rPr>
+          <w:rFonts w:ascii="Consolas" w:hAnsi="Consolas" w:eastAsia="Consolas" w:cs="Consolas"/>
+          <w:sz w:val="20"/>
+        </w:rPr>
+        <w:t xml:space="preserve">%t_%s_%r.dbf</w:t>
+      </w:r>
+      <w:r>
+        <w:rPr>
+          <w:rFonts w:ascii="맑은 고딕" w:hAnsi="맑은 고딕" w:eastAsia="맑은 고딕"/>
+          <w:sz w:val="21"/>
+        </w:rPr>
+        <w:t xml:space="preserve"> 가 이렇게 나타난다.</w:t>
       </w:r>
     </w:p>
     <w:p>
@@ -2412,10 +2741,31 @@
     <w:p>
       <w:r>
         <w:rPr>
+          <w:rFonts w:ascii="Consolas" w:hAnsi="Consolas" w:eastAsia="Consolas" w:cs="Consolas"/>
+          <w:sz w:val="20"/>
+        </w:rPr>
+        <w:t xml:space="preserve">validation failed</w:t>
+      </w:r>
+      <w:r>
+        <w:rPr>
           <w:rFonts w:ascii="맑은 고딕" w:hAnsi="맑은 고딕" w:eastAsia="맑은 고딕"/>
           <w:sz w:val="21"/>
         </w:rPr>
-        <w:t>`validation failed` 가 세 줄이다. `+FRA` 의 아카이브는 모두 성공했고 로컬 경로의 셋만 실패했다.</w:t>
+        <w:t xml:space="preserve"> 가 세 줄이다. </w:t>
+      </w:r>
+      <w:r>
+        <w:rPr>
+          <w:rFonts w:ascii="Consolas" w:hAnsi="Consolas" w:eastAsia="Consolas" w:cs="Consolas"/>
+          <w:sz w:val="20"/>
+        </w:rPr>
+        <w:t xml:space="preserve">+FRA</w:t>
+      </w:r>
+      <w:r>
+        <w:rPr>
+          <w:rFonts w:ascii="맑은 고딕" w:hAnsi="맑은 고딕" w:eastAsia="맑은 고딕"/>
+          <w:sz w:val="21"/>
+        </w:rPr>
+        <w:t xml:space="preserve"> 의 아카이브는 모두 성공했고 로컬 경로의 셋만 실패했다.</w:t>
       </w:r>
     </w:p>
     <w:p>
@@ -2763,7 +3113,21 @@
           <w:rFonts w:ascii="맑은 고딕" w:hAnsi="맑은 고딕" w:eastAsia="맑은 고딕"/>
           <w:sz w:val="21"/>
         </w:rPr>
-        <w:t>처음에 이 파라미터가 비어 있었을 때는 값이 지정되지 않은 상태였고, 그때는 `db_recovery_file_dest` 가 암묵적으로 쓰였다. 한 번 지정한 뒤 빈 값으로 바꾸면 그 암묵적 동작이 돌아오지 않는다.</w:t>
+        <w:t xml:space="preserve">처음에 이 파라미터가 비어 있었을 때는 값이 지정되지 않은 상태였고, 그때는 </w:t>
+      </w:r>
+      <w:r>
+        <w:rPr>
+          <w:rFonts w:ascii="Consolas" w:hAnsi="Consolas" w:eastAsia="Consolas" w:cs="Consolas"/>
+          <w:sz w:val="20"/>
+        </w:rPr>
+        <w:t xml:space="preserve">db_recovery_file_dest</w:t>
+      </w:r>
+      <w:r>
+        <w:rPr>
+          <w:rFonts w:ascii="맑은 고딕" w:hAnsi="맑은 고딕" w:eastAsia="맑은 고딕"/>
+          <w:sz w:val="21"/>
+        </w:rPr>
+        <w:t xml:space="preserve"> 가 암묵적으로 쓰였다. 한 번 지정한 뒤 빈 값으로 바꾸면 그 암묵적 동작이 돌아오지 않는다.</w:t>
       </w:r>
     </w:p>
     <w:tbl>
@@ -2999,7 +3363,21 @@
           <w:rFonts w:ascii="맑은 고딕" w:hAnsi="맑은 고딕" w:eastAsia="맑은 고딕"/>
           <w:sz w:val="21"/>
         </w:rPr>
-        <w:t>인스턴스 2 를 보면 파라미터 값은 여전히 비어 있는데 DESTINATION 은 `USE_DB_RECOVERY_FILE_DEST` 다. 지정한 적이 없으므로 암묵적 기본값이 그대로 살아 있는 것이다.</w:t>
+        <w:t xml:space="preserve">인스턴스 2 를 보면 파라미터 값은 여전히 비어 있는데 DESTINATION 은 </w:t>
+      </w:r>
+      <w:r>
+        <w:rPr>
+          <w:rFonts w:ascii="Consolas" w:hAnsi="Consolas" w:eastAsia="Consolas" w:cs="Consolas"/>
+          <w:sz w:val="20"/>
+        </w:rPr>
+        <w:t xml:space="preserve">USE_DB_RECOVERY_FILE_DEST</w:t>
+      </w:r>
+      <w:r>
+        <w:rPr>
+          <w:rFonts w:ascii="맑은 고딕" w:hAnsi="맑은 고딕" w:eastAsia="맑은 고딕"/>
+          <w:sz w:val="21"/>
+        </w:rPr>
+        <w:t xml:space="preserve"> 다. 지정한 적이 없으므로 암묵적 기본값이 그대로 살아 있는 것이다.</w:t>
       </w:r>
     </w:p>
     <w:tbl>
@@ -3033,46 +3411,64 @@
             </w:pPr>
             <w:r>
               <w:rPr>
+                <w:rFonts w:ascii="Consolas" w:hAnsi="Consolas" w:eastAsia="Consolas" w:cs="Consolas"/>
+                <w:sz w:val="19"/>
+              </w:rPr>
+              <w:t xml:space="preserve">scope=spfile</w:t>
+            </w:r>
+            <w:r>
+              <w:rPr>
                 <w:rFonts w:ascii="맑은 고딕" w:hAnsi="맑은 고딕" w:eastAsia="맑은 고딕"/>
                 <w:sz w:val="20"/>
               </w:rPr>
-              <w:t>`scope=spfile` 이나 `scope=both` 로 바꿨다면 `alter system reset log_archive_dest_1 sid='racdb1' scope=spfile` 로 항목 자체를 지운다. 12장에서 SPFILE 항목을 RESET 으로 지운 그 방법이다.</w:t>
-            </w:r>
-          </w:p>
-          <w:p>
-            <w:pPr>
-              <w:spacing w:after="20"/>
-            </w:pPr>
+              <w:t xml:space="preserve"> 이나 </w:t>
+            </w:r>
+            <w:r>
+              <w:rPr>
+                <w:rFonts w:ascii="Consolas" w:hAnsi="Consolas" w:eastAsia="Consolas" w:cs="Consolas"/>
+                <w:sz w:val="19"/>
+              </w:rPr>
+              <w:t xml:space="preserve">scope=both</w:t>
+            </w:r>
             <w:r>
               <w:rPr>
                 <w:rFonts w:ascii="맑은 고딕" w:hAnsi="맑은 고딕" w:eastAsia="맑은 고딕"/>
                 <w:sz w:val="20"/>
               </w:rPr>
-              <w:t>`scope=memory` 로 바꿨다면 RESET 이 통하지 않는다. 메모리 값은 명시적으로 다시 설정하거나 인스턴스를 재기동해야 한다.</w:t>
-            </w:r>
-          </w:p>
-          <w:p>
-            <w:pPr>
-              <w:spacing w:after="20"/>
-            </w:pPr>
+              <w:t xml:space="preserve"> 로 바꿨다면 </w:t>
+            </w:r>
+            <w:r>
+              <w:rPr>
+                <w:rFonts w:ascii="Consolas" w:hAnsi="Consolas" w:eastAsia="Consolas" w:cs="Consolas"/>
+                <w:sz w:val="19"/>
+              </w:rPr>
+              <w:t xml:space="preserve">alter system reset log_archive_dest_1 sid='racdb1' scope=spfile</w:t>
+            </w:r>
             <w:r>
               <w:rPr>
                 <w:rFonts w:ascii="맑은 고딕" w:hAnsi="맑은 고딕" w:eastAsia="맑은 고딕"/>
                 <w:sz w:val="20"/>
               </w:rPr>
-              <w:t>이 실습에서는 재기동을 피하려고 명시적 재설정을 택했다. 결과적으로 인스턴스 1 에만 값이 남았지만 동작은 같다.</w:t>
+              <w:t xml:space="preserve"> 로 항목 자체를 지운다. 12장에서 SPFILE 항목을 RESET 으로 지운 그 방법이다.</w:t>
             </w:r>
           </w:p>
           <w:p>
             <w:pPr>
               <w:spacing w:after="20"/>
             </w:pPr>
+            <w:r>
+              <w:rPr>
+                <w:rFonts w:ascii="Consolas" w:hAnsi="Consolas" w:eastAsia="Consolas" w:cs="Consolas"/>
+                <w:sz w:val="19"/>
+              </w:rPr>
+              <w:t xml:space="preserve">scope=memory</w:t>
+            </w:r>
             <w:r>
               <w:rPr>
                 <w:rFonts w:ascii="맑은 고딕" w:hAnsi="맑은 고딕" w:eastAsia="맑은 고딕"/>
                 <w:sz w:val="20"/>
               </w:rPr>
-              <w:t>실무에서 얻을 교훈은 하나다. 빈 문자열은 기본값 복원이 아니다. 파라미터를 원래대로 돌리려면 무엇이 원래 상태였는지를 먼저 확인해야 한다. `V$SPPARAMETER` 의 `ISSPECIFIED` 열이 그 확인에 쓰인다. FALSE 면 지정된 적이 없다는 뜻이다.</w:t>
+              <w:t xml:space="preserve"> 로 바꿨다면 RESET 이 통하지 않는다. 메모리 값은 명시적으로 다시 설정하거나 인스턴스를 재기동해야 한다.</w:t>
             </w:r>
           </w:p>
           <w:p>
@@ -3084,7 +3480,73 @@
                 <w:rFonts w:ascii="맑은 고딕" w:hAnsi="맑은 고딕" w:eastAsia="맑은 고딕"/>
                 <w:sz w:val="20"/>
               </w:rPr>
-              <w:t>그리고 이 실습처럼 아카이브 대상을 건드릴 때는 반드시 바로 `alter system archive log current` 로 검증한다. 나중에 리두가 다 찬 뒤에 알게 되면 그때는 인스턴스가 이미 멈춰 있다.</w:t>
+              <w:t>이 실습에서는 재기동을 피하려고 명시적 재설정을 택했다. 결과적으로 인스턴스 1 에만 값이 남았지만 동작은 같다.</w:t>
+            </w:r>
+          </w:p>
+          <w:p>
+            <w:pPr>
+              <w:spacing w:after="20"/>
+            </w:pPr>
+            <w:r>
+              <w:rPr>
+                <w:rFonts w:ascii="맑은 고딕" w:hAnsi="맑은 고딕" w:eastAsia="맑은 고딕"/>
+                <w:sz w:val="20"/>
+              </w:rPr>
+              <w:t xml:space="preserve">실무에서 얻을 교훈은 하나다. 빈 문자열은 기본값 복원이 아니다. 파라미터를 원래대로 돌리려면 무엇이 원래 상태였는지를 먼저 확인해야 한다. </w:t>
+            </w:r>
+            <w:r>
+              <w:rPr>
+                <w:rFonts w:ascii="Consolas" w:hAnsi="Consolas" w:eastAsia="Consolas" w:cs="Consolas"/>
+                <w:sz w:val="19"/>
+              </w:rPr>
+              <w:t xml:space="preserve">V$SPPARAMETER</w:t>
+            </w:r>
+            <w:r>
+              <w:rPr>
+                <w:rFonts w:ascii="맑은 고딕" w:hAnsi="맑은 고딕" w:eastAsia="맑은 고딕"/>
+                <w:sz w:val="20"/>
+              </w:rPr>
+              <w:t xml:space="preserve"> 의 </w:t>
+            </w:r>
+            <w:r>
+              <w:rPr>
+                <w:rFonts w:ascii="Consolas" w:hAnsi="Consolas" w:eastAsia="Consolas" w:cs="Consolas"/>
+                <w:sz w:val="19"/>
+              </w:rPr>
+              <w:t xml:space="preserve">ISSPECIFIED</w:t>
+            </w:r>
+            <w:r>
+              <w:rPr>
+                <w:rFonts w:ascii="맑은 고딕" w:hAnsi="맑은 고딕" w:eastAsia="맑은 고딕"/>
+                <w:sz w:val="20"/>
+              </w:rPr>
+              <w:t xml:space="preserve"> 열이 그 확인에 쓰인다. FALSE 면 지정된 적이 없다는 뜻이다.</w:t>
+            </w:r>
+          </w:p>
+          <w:p>
+            <w:pPr>
+              <w:spacing w:after="20"/>
+            </w:pPr>
+            <w:r>
+              <w:rPr>
+                <w:rFonts w:ascii="맑은 고딕" w:hAnsi="맑은 고딕" w:eastAsia="맑은 고딕"/>
+                <w:sz w:val="20"/>
+              </w:rPr>
+              <w:t xml:space="preserve">그리고 이 실습처럼 아카이브 대상을 건드릴 때는 반드시 바로 </w:t>
+            </w:r>
+            <w:r>
+              <w:rPr>
+                <w:rFonts w:ascii="Consolas" w:hAnsi="Consolas" w:eastAsia="Consolas" w:cs="Consolas"/>
+                <w:sz w:val="19"/>
+              </w:rPr>
+              <w:t xml:space="preserve">alter system archive log current</w:t>
+            </w:r>
+            <w:r>
+              <w:rPr>
+                <w:rFonts w:ascii="맑은 고딕" w:hAnsi="맑은 고딕" w:eastAsia="맑은 고딕"/>
+                <w:sz w:val="20"/>
+              </w:rPr>
+              <w:t xml:space="preserve"> 로 검증한다. 나중에 리두가 다 찬 뒤에 알게 되면 그때는 인스턴스가 이미 멈춰 있다.</w:t>
             </w:r>
           </w:p>
         </w:tc>
@@ -3283,7 +3745,21 @@
           <w:rFonts w:ascii="맑은 고딕" w:hAnsi="맑은 고딕" w:eastAsia="맑은 고딕"/>
           <w:sz w:val="21"/>
         </w:rPr>
-        <w:t>문제는 어떻게 특정 인스턴스에 붙이느냐다. 서비스 `racdb` 는 양쪽에서 돌므로 SCAN 으로 붙으면 어디로 갈지 모른다.</w:t>
+        <w:t xml:space="preserve">문제는 어떻게 특정 인스턴스에 붙이느냐다. 서비스 </w:t>
+      </w:r>
+      <w:r>
+        <w:rPr>
+          <w:rFonts w:ascii="Consolas" w:hAnsi="Consolas" w:eastAsia="Consolas" w:cs="Consolas"/>
+          <w:sz w:val="20"/>
+        </w:rPr>
+        <w:t xml:space="preserve">racdb</w:t>
+      </w:r>
+      <w:r>
+        <w:rPr>
+          <w:rFonts w:ascii="맑은 고딕" w:hAnsi="맑은 고딕" w:eastAsia="맑은 고딕"/>
+          <w:sz w:val="21"/>
+        </w:rPr>
+        <w:t xml:space="preserve"> 는 양쪽에서 돌므로 SCAN 으로 붙으면 어디로 갈지 모른다.</w:t>
       </w:r>
     </w:p>
     <w:tbl>
@@ -3859,19 +4335,47 @@
                 <w:rFonts w:ascii="맑은 고딕" w:hAnsi="맑은 고딕" w:eastAsia="맑은 고딕"/>
                 <w:sz w:val="20"/>
               </w:rPr>
-              <w:t>백업 전에 `cat /proc/loadavg` 로 부하를 확인하는 습관을 권한다. 백업은 CPU 와 I/O 를 모두 쓰므로 부하가 높을 때 채널을 늘리면 클러스터 전체가 위험해진다.</w:t>
-            </w:r>
-          </w:p>
-          <w:p>
-            <w:pPr>
-              <w:spacing w:after="20"/>
-            </w:pPr>
+              <w:t xml:space="preserve">백업 전에 </w:t>
+            </w:r>
+            <w:r>
+              <w:rPr>
+                <w:rFonts w:ascii="Consolas" w:hAnsi="Consolas" w:eastAsia="Consolas" w:cs="Consolas"/>
+                <w:sz w:val="19"/>
+              </w:rPr>
+              <w:t xml:space="preserve">cat /proc/loadavg</w:t>
+            </w:r>
             <w:r>
               <w:rPr>
                 <w:rFonts w:ascii="맑은 고딕" w:hAnsi="맑은 고딕" w:eastAsia="맑은 고딕"/>
                 <w:sz w:val="20"/>
               </w:rPr>
-              <w:t>그리고 압축을 쓸지도 함께 정한다. `as compressed backupset` 은 I/O 를 줄이는 대신 CPU 를 더 쓴다. 스토리지가 병목이면 이득이고 CPU 가 병목이면 손해다. 이 랩처럼 CPU 가 빠듯하면 압축을 빼는 편이 나을 수도 있다.</w:t>
+              <w:t xml:space="preserve"> 로 부하를 확인하는 습관을 권한다. 백업은 CPU 와 I/O 를 모두 쓰므로 부하가 높을 때 채널을 늘리면 클러스터 전체가 위험해진다.</w:t>
+            </w:r>
+          </w:p>
+          <w:p>
+            <w:pPr>
+              <w:spacing w:after="20"/>
+            </w:pPr>
+            <w:r>
+              <w:rPr>
+                <w:rFonts w:ascii="맑은 고딕" w:hAnsi="맑은 고딕" w:eastAsia="맑은 고딕"/>
+                <w:sz w:val="20"/>
+              </w:rPr>
+              <w:t xml:space="preserve">그리고 압축을 쓸지도 함께 정한다. </w:t>
+            </w:r>
+            <w:r>
+              <w:rPr>
+                <w:rFonts w:ascii="Consolas" w:hAnsi="Consolas" w:eastAsia="Consolas" w:cs="Consolas"/>
+                <w:sz w:val="19"/>
+              </w:rPr>
+              <w:t xml:space="preserve">as compressed backupset</w:t>
+            </w:r>
+            <w:r>
+              <w:rPr>
+                <w:rFonts w:ascii="맑은 고딕" w:hAnsi="맑은 고딕" w:eastAsia="맑은 고딕"/>
+                <w:sz w:val="20"/>
+              </w:rPr>
+              <w:t xml:space="preserve"> 은 I/O 를 줄이는 대신 CPU 를 더 쓴다. 스토리지가 병목이면 이득이고 CPU 가 병목이면 손해다. 이 랩처럼 CPU 가 빠듯하면 압축을 빼는 편이 나을 수도 있다.</w:t>
             </w:r>
           </w:p>
         </w:tc>
@@ -4209,7 +4713,21 @@
           <w:rFonts w:ascii="맑은 고딕" w:hAnsi="맑은 고딕" w:eastAsia="맑은 고딕"/>
           <w:sz w:val="21"/>
         </w:rPr>
-        <w:t>이것이 RAC 백업 설계의 검증 방법이다. 백업을 한 노드에서 만든 뒤 다른 노드에서 `restore validate` 를 돌려 본다. 성공하면 그 백업은 어느 노드에서든 복구에 쓸 수 있다.</w:t>
+        <w:t xml:space="preserve">이것이 RAC 백업 설계의 검증 방법이다. 백업을 한 노드에서 만든 뒤 다른 노드에서 </w:t>
+      </w:r>
+      <w:r>
+        <w:rPr>
+          <w:rFonts w:ascii="Consolas" w:hAnsi="Consolas" w:eastAsia="Consolas" w:cs="Consolas"/>
+          <w:sz w:val="20"/>
+        </w:rPr>
+        <w:t xml:space="preserve">restore validate</w:t>
+      </w:r>
+      <w:r>
+        <w:rPr>
+          <w:rFonts w:ascii="맑은 고딕" w:hAnsi="맑은 고딕" w:eastAsia="맑은 고딕"/>
+          <w:sz w:val="21"/>
+        </w:rPr>
+        <w:t xml:space="preserve"> 를 돌려 본다. 성공하면 그 백업은 어느 노드에서든 복구에 쓸 수 있다.</w:t>
       </w:r>
     </w:p>
     <w:tbl>
@@ -4243,10 +4761,17 @@
             </w:pPr>
             <w:r>
               <w:rPr>
+                <w:rFonts w:ascii="Consolas" w:hAnsi="Consolas" w:eastAsia="Consolas" w:cs="Consolas"/>
+                <w:sz w:val="19"/>
+              </w:rPr>
+              <w:t xml:space="preserve">show all</w:t>
+            </w:r>
+            <w:r>
+              <w:rPr>
                 <w:rFonts w:ascii="맑은 고딕" w:hAnsi="맑은 고딕" w:eastAsia="맑은 고딕"/>
                 <w:sz w:val="20"/>
               </w:rPr>
-              <w:t>`show all` 출력에 이런 줄이 있다.</w:t>
+              <w:t xml:space="preserve"> 출력에 이런 줄이 있다.</w:t>
             </w:r>
           </w:p>
           <w:p>
@@ -4255,10 +4780,10 @@
             </w:pPr>
             <w:r>
               <w:rPr>
-                <w:rFonts w:ascii="맑은 고딕" w:hAnsi="맑은 고딕" w:eastAsia="맑은 고딕"/>
-                <w:sz w:val="20"/>
-              </w:rPr>
-              <w:t>`CONFIGURE SNAPSHOT CONTROLFILE NAME TO '/u01/app/oracle/product/19.3.0/dbhome_rac/dbs/snapcf_racdb1.f'`</w:t>
+                <w:rFonts w:ascii="Consolas" w:hAnsi="Consolas" w:eastAsia="Consolas" w:cs="Consolas"/>
+                <w:sz w:val="19"/>
+              </w:rPr>
+              <w:t xml:space="preserve">CONFIGURE SNAPSHOT CONTROLFILE NAME TO '/u01/app/oracle/product/19.3.0/dbhome_rac/dbs/snapcf_racdb1.f'</w:t>
             </w:r>
           </w:p>
           <w:p>
@@ -4696,10 +5221,17 @@
     <w:p>
       <w:r>
         <w:rPr>
+          <w:rFonts w:ascii="Consolas" w:hAnsi="Consolas" w:eastAsia="Consolas" w:cs="Consolas"/>
+          <w:sz w:val="20"/>
+        </w:rPr>
+        <w:t xml:space="preserve">Global Resource Directory frozen</w:t>
+      </w:r>
+      <w:r>
+        <w:rPr>
           <w:rFonts w:ascii="맑은 고딕" w:hAnsi="맑은 고딕" w:eastAsia="맑은 고딕"/>
           <w:sz w:val="21"/>
         </w:rPr>
-        <w:t>`Global Resource Directory frozen` 이 중요하다. 캐시 퓨전의 자원 목록을 잠시 얼린다. 이 동안 블록을 주고받을 수 없으므로 짧은 정지가 생긴다.</w:t>
+        <w:t xml:space="preserve"> 이 중요하다. 캐시 퓨전의 자원 목록을 잠시 얼린다. 이 동안 블록을 주고받을 수 없으므로 짧은 정지가 생긴다.</w:t>
       </w:r>
     </w:p>
     <w:tbl>
@@ -4945,64 +5477,141 @@
     <w:p>
       <w:r>
         <w:rPr>
+          <w:rFonts w:ascii="Consolas" w:hAnsi="Consolas" w:eastAsia="Consolas" w:cs="Consolas"/>
+          <w:sz w:val="20"/>
+        </w:rPr>
+        <w:t xml:space="preserve">CDB IR excluding pdb 2 which was cleanly closed</w:t>
+      </w:r>
+      <w:r>
+        <w:rPr>
           <w:rFonts w:ascii="맑은 고딕" w:hAnsi="맑은 고딕" w:eastAsia="맑은 고딕"/>
           <w:sz w:val="21"/>
         </w:rPr>
-        <w:t>`CDB IR excluding pdb 2 which was cleanly closed` — PDB$SEED 는 READ ONLY 로 깨끗이 닫혀 있었으므로 복구 대상에서 뺐다.</w:t>
+        <w:t xml:space="preserve"> — PDB$SEED 는 READ ONLY 로 깨끗이 닫혀 있었으므로 복구 대상에서 뺐다.</w:t>
       </w:r>
     </w:p>
     <w:p>
       <w:r>
         <w:rPr>
+          <w:rFonts w:ascii="Consolas" w:hAnsi="Consolas" w:eastAsia="Consolas" w:cs="Consolas"/>
+          <w:sz w:val="20"/>
+        </w:rPr>
+        <w:t xml:space="preserve">Beginning instance recovery of 1 threads</w:t>
+      </w:r>
+      <w:r>
+        <w:rPr>
           <w:rFonts w:ascii="맑은 고딕" w:hAnsi="맑은 고딕" w:eastAsia="맑은 고딕"/>
           <w:sz w:val="21"/>
         </w:rPr>
-        <w:t>`Beginning instance recovery of 1 threads` — 스레드 하나만 복구한다. 죽은 것이 racdb2 이므로 스레드 2 다.</w:t>
+        <w:t xml:space="preserve"> — 스레드 하나만 복구한다. 죽은 것이 racdb2 이므로 스레드 2 다.</w:t>
       </w:r>
     </w:p>
     <w:p>
       <w:r>
         <w:rPr>
+          <w:rFonts w:ascii="Consolas" w:hAnsi="Consolas" w:eastAsia="Consolas" w:cs="Consolas"/>
+          <w:sz w:val="20"/>
+        </w:rPr>
+        <w:t xml:space="preserve">Thread 2: Recovery starting at checkpoint rba (logseq 25 block 8)</w:t>
+      </w:r>
+      <w:r>
+        <w:rPr>
           <w:rFonts w:ascii="맑은 고딕" w:hAnsi="맑은 고딕" w:eastAsia="맑은 고딕"/>
           <w:sz w:val="21"/>
         </w:rPr>
-        <w:t>`Thread 2: Recovery starting at checkpoint rba (logseq 25 block 8)` — 복구 시작점이다. 마지막 체크포인트 이후의 리두만 읽으면 된다. 체크포인트가 자주 일어날수록 이 구간이 짧아지고 복구가 빨라진다.</w:t>
+        <w:t xml:space="preserve"> — 복구 시작점이다. 마지막 체크포인트 이후의 리두만 읽으면 된다. 체크포인트가 자주 일어날수록 이 구간이 짧아지고 복구가 빨라진다.</w:t>
       </w:r>
     </w:p>
     <w:p>
       <w:r>
         <w:rPr>
+          <w:rFonts w:ascii="Consolas" w:hAnsi="Consolas" w:eastAsia="Consolas" w:cs="Consolas"/>
+          <w:sz w:val="20"/>
+        </w:rPr>
+        <w:t xml:space="preserve">read 3754 KB redo, 1011 data blocks need recovery</w:t>
+      </w:r>
+      <w:r>
+        <w:rPr>
           <w:rFonts w:ascii="맑은 고딕" w:hAnsi="맑은 고딕" w:eastAsia="맑은 고딕"/>
           <w:sz w:val="21"/>
         </w:rPr>
-        <w:t>`read 3754 KB redo, 1011 data blocks need recovery` — 읽어야 할 리두 양과 손봐야 할 블록 수다.</w:t>
+        <w:t xml:space="preserve"> — 읽어야 할 리두 양과 손봐야 할 블록 수다.</w:t>
       </w:r>
     </w:p>
     <w:p>
       <w:r>
         <w:rPr>
+          <w:rFonts w:ascii="Consolas" w:hAnsi="Consolas" w:eastAsia="Consolas" w:cs="Consolas"/>
+          <w:sz w:val="20"/>
+        </w:rPr>
+        <w:t xml:space="preserve">Recovery of Online Redo Log: Thread 2 Group 3</w:t>
+      </w:r>
+      <w:r>
+        <w:rPr>
           <w:rFonts w:ascii="맑은 고딕" w:hAnsi="맑은 고딕" w:eastAsia="맑은 고딕"/>
           <w:sz w:val="21"/>
         </w:rPr>
-        <w:t>`Recovery of Online Redo Log: Thread 2 Group 3` — rac1 이 스레드 2 의 온라인 리두를 직접 읽고 있다. 두 멤버 경로가 함께 나온다. 13장에서 리두 그룹의 멤버를 `+DATA` 와 `+FRA` 에 나눠 둔 것이 여기서 쓰인다.</w:t>
+        <w:t xml:space="preserve"> — rac1 이 스레드 2 의 온라인 리두를 직접 읽고 있다. 두 멤버 경로가 함께 나온다. 13장에서 리두 그룹의 멤버를 </w:t>
+      </w:r>
+      <w:r>
+        <w:rPr>
+          <w:rFonts w:ascii="Consolas" w:hAnsi="Consolas" w:eastAsia="Consolas" w:cs="Consolas"/>
+          <w:sz w:val="20"/>
+        </w:rPr>
+        <w:t xml:space="preserve">+DATA</w:t>
+      </w:r>
+      <w:r>
+        <w:rPr>
+          <w:rFonts w:ascii="맑은 고딕" w:hAnsi="맑은 고딕" w:eastAsia="맑은 고딕"/>
+          <w:sz w:val="21"/>
+        </w:rPr>
+        <w:t xml:space="preserve"> 와 </w:t>
+      </w:r>
+      <w:r>
+        <w:rPr>
+          <w:rFonts w:ascii="Consolas" w:hAnsi="Consolas" w:eastAsia="Consolas" w:cs="Consolas"/>
+          <w:sz w:val="20"/>
+        </w:rPr>
+        <w:t xml:space="preserve">+FRA</w:t>
+      </w:r>
+      <w:r>
+        <w:rPr>
+          <w:rFonts w:ascii="맑은 고딕" w:hAnsi="맑은 고딕" w:eastAsia="맑은 고딕"/>
+          <w:sz w:val="21"/>
+        </w:rPr>
+        <w:t xml:space="preserve"> 에 나눠 둔 것이 여기서 쓰인다.</w:t>
       </w:r>
     </w:p>
     <w:p>
       <w:r>
         <w:rPr>
+          <w:rFonts w:ascii="Consolas" w:hAnsi="Consolas" w:eastAsia="Consolas" w:cs="Consolas"/>
+          <w:sz w:val="20"/>
+        </w:rPr>
+        <w:t xml:space="preserve">Completed redo application of 3.34MB</w:t>
+      </w:r>
+      <w:r>
+        <w:rPr>
           <w:rFonts w:ascii="맑은 고딕" w:hAnsi="맑은 고딕" w:eastAsia="맑은 고딕"/>
           <w:sz w:val="21"/>
         </w:rPr>
-        <w:t>`Completed redo application of 3.34MB` — 적용을 마쳤다.</w:t>
+        <w:t xml:space="preserve"> — 적용을 마쳤다.</w:t>
       </w:r>
     </w:p>
     <w:p>
       <w:r>
         <w:rPr>
+          <w:rFonts w:ascii="Consolas" w:hAnsi="Consolas" w:eastAsia="Consolas" w:cs="Consolas"/>
+          <w:sz w:val="20"/>
+        </w:rPr>
+        <w:t xml:space="preserve">Redo thread 2 internally disabled at seq 26 (SMON)</w:t>
+      </w:r>
+      <w:r>
+        <w:rPr>
           <w:rFonts w:ascii="맑은 고딕" w:hAnsi="맑은 고딕" w:eastAsia="맑은 고딕"/>
           <w:sz w:val="21"/>
         </w:rPr>
-        <w:t>`Redo thread 2 internally disabled at seq 26 (SMON)` — 복구가 끝났으므로 그 스레드를 잠시 비활성화한다. racdb2 가 다시 뜨면 다시 활성화된다.</w:t>
+        <w:t xml:space="preserve"> — 복구가 끝났으므로 그 스레드를 잠시 비활성화한다. racdb2 가 다시 뜨면 다시 활성화된다.</w:t>
       </w:r>
     </w:p>
     <w:p>
@@ -5020,7 +5629,21 @@
           <w:rFonts w:ascii="맑은 고딕" w:hAnsi="맑은 고딕" w:eastAsia="맑은 고딕"/>
           <w:sz w:val="21"/>
         </w:rPr>
-        <w:t>앞의 `ESTIMATED_MTTR` 1 초와 거의 일치한다. 그 값이 신뢰할 만하다는 뜻이다.</w:t>
+        <w:t xml:space="preserve">앞의 </w:t>
+      </w:r>
+      <w:r>
+        <w:rPr>
+          <w:rFonts w:ascii="Consolas" w:hAnsi="Consolas" w:eastAsia="Consolas" w:cs="Consolas"/>
+          <w:sz w:val="20"/>
+        </w:rPr>
+        <w:t xml:space="preserve">ESTIMATED_MTTR</w:t>
+      </w:r>
+      <w:r>
+        <w:rPr>
+          <w:rFonts w:ascii="맑은 고딕" w:hAnsi="맑은 고딕" w:eastAsia="맑은 고딕"/>
+          <w:sz w:val="21"/>
+        </w:rPr>
+        <w:t xml:space="preserve"> 1 초와 거의 일치한다. 그 값이 신뢰할 만하다는 뜻이다.</w:t>
       </w:r>
     </w:p>
     <w:tbl>
@@ -6948,10 +7571,31 @@
     <w:p>
       <w:r>
         <w:rPr>
+          <w:rFonts w:ascii="Consolas" w:hAnsi="Consolas" w:eastAsia="Consolas" w:cs="Consolas"/>
+          <w:sz w:val="20"/>
+        </w:rPr>
+        <w:t xml:space="preserve">racdb1.</w:t>
+      </w:r>
+      <w:r>
+        <w:rPr>
           <w:rFonts w:ascii="맑은 고딕" w:hAnsi="맑은 고딕" w:eastAsia="맑은 고딕"/>
           <w:sz w:val="21"/>
         </w:rPr>
-        <w:t>`racdb1.` 과 `racdb2.` 접두어가 보인다. 12장에서 다룬 RAC SPFILE 의 표기다. 인스턴스별 항목이 그대로 백업되어 있다.</w:t>
+        <w:t xml:space="preserve"> 과 </w:t>
+      </w:r>
+      <w:r>
+        <w:rPr>
+          <w:rFonts w:ascii="Consolas" w:hAnsi="Consolas" w:eastAsia="Consolas" w:cs="Consolas"/>
+          <w:sz w:val="20"/>
+        </w:rPr>
+        <w:t xml:space="preserve">racdb2.</w:t>
+      </w:r>
+      <w:r>
+        <w:rPr>
+          <w:rFonts w:ascii="맑은 고딕" w:hAnsi="맑은 고딕" w:eastAsia="맑은 고딕"/>
+          <w:sz w:val="21"/>
+        </w:rPr>
+        <w:t xml:space="preserve"> 접두어가 보인다. 12장에서 다룬 RAC SPFILE 의 표기다. 인스턴스별 항목이 그대로 백업되어 있다.</w:t>
       </w:r>
     </w:p>
     <w:p>
@@ -7128,7 +7772,21 @@
           <w:rFonts w:ascii="맑은 고딕" w:hAnsi="맑은 고딕" w:eastAsia="맑은 고딕"/>
           <w:sz w:val="21"/>
         </w:rPr>
-        <w:t>문제는 다음 기동 때 터진다. `srvctl` 로 데이터베이스를 올리면 CRS 에 등록된 경로를 쓴다. 그 경로가 임시 파일이고, 실습을 정리하며 그것을 지웠다면 SPFILE 없이 기동하게 된다.</w:t>
+        <w:t xml:space="preserve">문제는 다음 기동 때 터진다. </w:t>
+      </w:r>
+      <w:r>
+        <w:rPr>
+          <w:rFonts w:ascii="Consolas" w:hAnsi="Consolas" w:eastAsia="Consolas" w:cs="Consolas"/>
+          <w:sz w:val="20"/>
+        </w:rPr>
+        <w:t xml:space="preserve">srvctl</w:t>
+      </w:r>
+      <w:r>
+        <w:rPr>
+          <w:rFonts w:ascii="맑은 고딕" w:hAnsi="맑은 고딕" w:eastAsia="맑은 고딕"/>
+          <w:sz w:val="21"/>
+        </w:rPr>
+        <w:t xml:space="preserve"> 로 데이터베이스를 올리면 CRS 에 등록된 경로를 쓴다. 그 경로가 임시 파일이고, 실습을 정리하며 그것을 지웠다면 SPFILE 없이 기동하게 된다.</w:t>
       </w:r>
     </w:p>
     <w:p>
@@ -7195,34 +7853,90 @@
             </w:pPr>
             <w:r>
               <w:rPr>
+                <w:rFonts w:ascii="Consolas" w:hAnsi="Consolas" w:eastAsia="Consolas" w:cs="Consolas"/>
+                <w:sz w:val="19"/>
+              </w:rPr>
+              <w:t xml:space="preserve">srvctl modify database -d racdb -spfile '+DATA/RACDB/PARAMETERFILE/spfile.272.1242762487'</w:t>
+            </w:r>
+          </w:p>
+          <w:p>
+            <w:pPr>
+              <w:spacing w:after="20"/>
+            </w:pPr>
+            <w:r>
+              <w:rPr>
                 <w:rFonts w:ascii="맑은 고딕" w:hAnsi="맑은 고딕" w:eastAsia="맑은 고딕"/>
                 <w:sz w:val="20"/>
               </w:rPr>
-              <w:t>`srvctl modify database -d racdb -spfile '+DATA/RACDB/PARAMETERFILE/spfile.272.1242762487'`</w:t>
-            </w:r>
-          </w:p>
-          <w:p>
-            <w:pPr>
-              <w:spacing w:after="20"/>
-            </w:pPr>
+              <w:t xml:space="preserve">더 안전한 방법도 있다. 검증만 목적이라면 SPFILE 대신 컨트롤파일 자동 백업의 존재만 확인해도 된다. </w:t>
+            </w:r>
+            <w:r>
+              <w:rPr>
+                <w:rFonts w:ascii="Consolas" w:hAnsi="Consolas" w:eastAsia="Consolas" w:cs="Consolas"/>
+                <w:sz w:val="19"/>
+              </w:rPr>
+              <w:t xml:space="preserve">list backup of spfile</w:t>
+            </w:r>
             <w:r>
               <w:rPr>
                 <w:rFonts w:ascii="맑은 고딕" w:hAnsi="맑은 고딕" w:eastAsia="맑은 고딕"/>
                 <w:sz w:val="20"/>
               </w:rPr>
-              <w:t>더 안전한 방법도 있다. 검증만 목적이라면 SPFILE 대신 컨트롤파일 자동 백업의 존재만 확인해도 된다. `list backup of spfile` 과 `list backup of controlfile` 로 최근 자동 백업이 있는지 보는 것이다. 등록 정보를 건드리지 않는다.</w:t>
-            </w:r>
-          </w:p>
-          <w:p>
-            <w:pPr>
-              <w:spacing w:after="20"/>
-            </w:pPr>
+              <w:t xml:space="preserve"> 과 </w:t>
+            </w:r>
+            <w:r>
+              <w:rPr>
+                <w:rFonts w:ascii="Consolas" w:hAnsi="Consolas" w:eastAsia="Consolas" w:cs="Consolas"/>
+                <w:sz w:val="19"/>
+              </w:rPr>
+              <w:t xml:space="preserve">list backup of controlfile</w:t>
+            </w:r>
             <w:r>
               <w:rPr>
                 <w:rFonts w:ascii="맑은 고딕" w:hAnsi="맑은 고딕" w:eastAsia="맑은 고딕"/>
                 <w:sz w:val="20"/>
               </w:rPr>
-              <w:t>일반화하면 이렇다. RMAN 의 restore 계열은 데이터를 되살리는 동시에 그 위치를 카탈로그와 CRS 에 반영한다. "읽기만 하는 명령" 은 `validate` 계열이고 `restore` 는 이름과 달리 상태를 바꾼다.</w:t>
+              <w:t xml:space="preserve"> 로 최근 자동 백업이 있는지 보는 것이다. 등록 정보를 건드리지 않는다.</w:t>
+            </w:r>
+          </w:p>
+          <w:p>
+            <w:pPr>
+              <w:spacing w:after="20"/>
+            </w:pPr>
+            <w:r>
+              <w:rPr>
+                <w:rFonts w:ascii="맑은 고딕" w:hAnsi="맑은 고딕" w:eastAsia="맑은 고딕"/>
+                <w:sz w:val="20"/>
+              </w:rPr>
+              <w:t xml:space="preserve">일반화하면 이렇다. RMAN 의 restore 계열은 데이터를 되살리는 동시에 그 위치를 카탈로그와 CRS 에 반영한다. "읽기만 하는 명령" 은 </w:t>
+            </w:r>
+            <w:r>
+              <w:rPr>
+                <w:rFonts w:ascii="Consolas" w:hAnsi="Consolas" w:eastAsia="Consolas" w:cs="Consolas"/>
+                <w:sz w:val="19"/>
+              </w:rPr>
+              <w:t xml:space="preserve">validate</w:t>
+            </w:r>
+            <w:r>
+              <w:rPr>
+                <w:rFonts w:ascii="맑은 고딕" w:hAnsi="맑은 고딕" w:eastAsia="맑은 고딕"/>
+                <w:sz w:val="20"/>
+              </w:rPr>
+              <w:t xml:space="preserve"> 계열이고 </w:t>
+            </w:r>
+            <w:r>
+              <w:rPr>
+                <w:rFonts w:ascii="Consolas" w:hAnsi="Consolas" w:eastAsia="Consolas" w:cs="Consolas"/>
+                <w:sz w:val="19"/>
+              </w:rPr>
+              <w:t xml:space="preserve">restore</w:t>
+            </w:r>
+            <w:r>
+              <w:rPr>
+                <w:rFonts w:ascii="맑은 고딕" w:hAnsi="맑은 고딕" w:eastAsia="맑은 고딕"/>
+                <w:sz w:val="20"/>
+              </w:rPr>
+              <w:t xml:space="preserve"> 는 이름과 달리 상태를 바꾼다.</w:t>
             </w:r>
           </w:p>
         </w:tc>
@@ -7275,19 +7989,21 @@
                 <w:rFonts w:ascii="맑은 고딕" w:hAnsi="맑은 고딕" w:eastAsia="맑은 고딕"/>
                 <w:sz w:val="20"/>
               </w:rPr>
-              <w:t>첫째, 데이터베이스를 모두 내린다. `srvctl stop database -d racdb -o abort` 다. 컨트롤파일이 없으므로 정상 종료가 되지 않는다.</w:t>
-            </w:r>
-          </w:p>
-          <w:p>
-            <w:pPr>
-              <w:spacing w:after="20"/>
-            </w:pPr>
+              <w:t xml:space="preserve">첫째, 데이터베이스를 모두 내린다. </w:t>
+            </w:r>
+            <w:r>
+              <w:rPr>
+                <w:rFonts w:ascii="Consolas" w:hAnsi="Consolas" w:eastAsia="Consolas" w:cs="Consolas"/>
+                <w:sz w:val="19"/>
+              </w:rPr>
+              <w:t xml:space="preserve">srvctl stop database -d racdb -o abort</w:t>
+            </w:r>
             <w:r>
               <w:rPr>
                 <w:rFonts w:ascii="맑은 고딕" w:hAnsi="맑은 고딕" w:eastAsia="맑은 고딕"/>
                 <w:sz w:val="20"/>
               </w:rPr>
-              <w:t>둘째, 한 노드에서 NOMOUNT 로 올린다. SPFILE 이 있으면 그것으로 올라간다. SPFILE 도 잃었다면 먼저 `restore spfile from autobackup` 을 한 뒤 다시 올린다.</w:t>
+              <w:t xml:space="preserve"> 다. 컨트롤파일이 없으므로 정상 종료가 되지 않는다.</w:t>
             </w:r>
           </w:p>
           <w:p>
@@ -7299,19 +8015,21 @@
                 <w:rFonts w:ascii="맑은 고딕" w:hAnsi="맑은 고딕" w:eastAsia="맑은 고딕"/>
                 <w:sz w:val="20"/>
               </w:rPr>
-              <w:t>셋째, DBID 를 지정하고 컨트롤파일을 복원한다. `set dbid 1240378513;` 후 `restore controlfile from autobackup;` 이다. DBID 는 `V$DATABASE` 에서 미리 기록해 두어야 하며, 백업 로그에도 남는다. RMAN 접속 시 출력되는 `connected to target database: RACDB (DBID=1240378513)` 가 그것이다.</w:t>
-            </w:r>
-          </w:p>
-          <w:p>
-            <w:pPr>
-              <w:spacing w:after="20"/>
-            </w:pPr>
+              <w:t xml:space="preserve">둘째, 한 노드에서 NOMOUNT 로 올린다. SPFILE 이 있으면 그것으로 올라간다. SPFILE 도 잃었다면 먼저 </w:t>
+            </w:r>
+            <w:r>
+              <w:rPr>
+                <w:rFonts w:ascii="Consolas" w:hAnsi="Consolas" w:eastAsia="Consolas" w:cs="Consolas"/>
+                <w:sz w:val="19"/>
+              </w:rPr>
+              <w:t xml:space="preserve">restore spfile from autobackup</w:t>
+            </w:r>
             <w:r>
               <w:rPr>
                 <w:rFonts w:ascii="맑은 고딕" w:hAnsi="맑은 고딕" w:eastAsia="맑은 고딕"/>
                 <w:sz w:val="20"/>
               </w:rPr>
-              <w:t>넷째, MOUNT 하고 데이터베이스를 복구한다. `alter database mount;` 후 `recover database;` 다. 컨트롤파일이 백업 시점의 것이므로 그 이후의 리두를 적용해야 한다.</w:t>
+              <w:t xml:space="preserve"> 을 한 뒤 다시 올린다.</w:t>
             </w:r>
           </w:p>
           <w:p>
@@ -7323,19 +8041,155 @@
                 <w:rFonts w:ascii="맑은 고딕" w:hAnsi="맑은 고딕" w:eastAsia="맑은 고딕"/>
                 <w:sz w:val="20"/>
               </w:rPr>
-              <w:t>다섯째, `alter database open resetlogs;` 로 연다. 컨트롤파일을 복원하면 리셋로그가 필요하다.</w:t>
-            </w:r>
-          </w:p>
-          <w:p>
-            <w:pPr>
-              <w:spacing w:after="20"/>
-            </w:pPr>
+              <w:t xml:space="preserve">셋째, DBID 를 지정하고 컨트롤파일을 복원한다. </w:t>
+            </w:r>
+            <w:r>
+              <w:rPr>
+                <w:rFonts w:ascii="Consolas" w:hAnsi="Consolas" w:eastAsia="Consolas" w:cs="Consolas"/>
+                <w:sz w:val="19"/>
+              </w:rPr>
+              <w:t xml:space="preserve">set dbid 1240378513;</w:t>
+            </w:r>
             <w:r>
               <w:rPr>
                 <w:rFonts w:ascii="맑은 고딕" w:hAnsi="맑은 고딕" w:eastAsia="맑은 고딕"/>
                 <w:sz w:val="20"/>
               </w:rPr>
-              <w:t>여섯째, 나머지 인스턴스를 `srvctl start instance` 로 올린다.</w:t>
+              <w:t xml:space="preserve"> 후 </w:t>
+            </w:r>
+            <w:r>
+              <w:rPr>
+                <w:rFonts w:ascii="Consolas" w:hAnsi="Consolas" w:eastAsia="Consolas" w:cs="Consolas"/>
+                <w:sz w:val="19"/>
+              </w:rPr>
+              <w:t xml:space="preserve">restore controlfile from autobackup;</w:t>
+            </w:r>
+            <w:r>
+              <w:rPr>
+                <w:rFonts w:ascii="맑은 고딕" w:hAnsi="맑은 고딕" w:eastAsia="맑은 고딕"/>
+                <w:sz w:val="20"/>
+              </w:rPr>
+              <w:t xml:space="preserve"> 이다. DBID 는 </w:t>
+            </w:r>
+            <w:r>
+              <w:rPr>
+                <w:rFonts w:ascii="Consolas" w:hAnsi="Consolas" w:eastAsia="Consolas" w:cs="Consolas"/>
+                <w:sz w:val="19"/>
+              </w:rPr>
+              <w:t xml:space="preserve">V$DATABASE</w:t>
+            </w:r>
+            <w:r>
+              <w:rPr>
+                <w:rFonts w:ascii="맑은 고딕" w:hAnsi="맑은 고딕" w:eastAsia="맑은 고딕"/>
+                <w:sz w:val="20"/>
+              </w:rPr>
+              <w:t xml:space="preserve"> 에서 미리 기록해 두어야 하며, 백업 로그에도 남는다. RMAN 접속 시 출력되는 </w:t>
+            </w:r>
+            <w:r>
+              <w:rPr>
+                <w:rFonts w:ascii="Consolas" w:hAnsi="Consolas" w:eastAsia="Consolas" w:cs="Consolas"/>
+                <w:sz w:val="19"/>
+              </w:rPr>
+              <w:t xml:space="preserve">connected to target database: RACDB (DBID=1240378513)</w:t>
+            </w:r>
+            <w:r>
+              <w:rPr>
+                <w:rFonts w:ascii="맑은 고딕" w:hAnsi="맑은 고딕" w:eastAsia="맑은 고딕"/>
+                <w:sz w:val="20"/>
+              </w:rPr>
+              <w:t xml:space="preserve"> 가 그것이다.</w:t>
+            </w:r>
+          </w:p>
+          <w:p>
+            <w:pPr>
+              <w:spacing w:after="20"/>
+            </w:pPr>
+            <w:r>
+              <w:rPr>
+                <w:rFonts w:ascii="맑은 고딕" w:hAnsi="맑은 고딕" w:eastAsia="맑은 고딕"/>
+                <w:sz w:val="20"/>
+              </w:rPr>
+              <w:t xml:space="preserve">넷째, MOUNT 하고 데이터베이스를 복구한다. </w:t>
+            </w:r>
+            <w:r>
+              <w:rPr>
+                <w:rFonts w:ascii="Consolas" w:hAnsi="Consolas" w:eastAsia="Consolas" w:cs="Consolas"/>
+                <w:sz w:val="19"/>
+              </w:rPr>
+              <w:t xml:space="preserve">alter database mount;</w:t>
+            </w:r>
+            <w:r>
+              <w:rPr>
+                <w:rFonts w:ascii="맑은 고딕" w:hAnsi="맑은 고딕" w:eastAsia="맑은 고딕"/>
+                <w:sz w:val="20"/>
+              </w:rPr>
+              <w:t xml:space="preserve"> 후 </w:t>
+            </w:r>
+            <w:r>
+              <w:rPr>
+                <w:rFonts w:ascii="Consolas" w:hAnsi="Consolas" w:eastAsia="Consolas" w:cs="Consolas"/>
+                <w:sz w:val="19"/>
+              </w:rPr>
+              <w:t xml:space="preserve">recover database;</w:t>
+            </w:r>
+            <w:r>
+              <w:rPr>
+                <w:rFonts w:ascii="맑은 고딕" w:hAnsi="맑은 고딕" w:eastAsia="맑은 고딕"/>
+                <w:sz w:val="20"/>
+              </w:rPr>
+              <w:t xml:space="preserve"> 다. 컨트롤파일이 백업 시점의 것이므로 그 이후의 리두를 적용해야 한다.</w:t>
+            </w:r>
+          </w:p>
+          <w:p>
+            <w:pPr>
+              <w:spacing w:after="20"/>
+            </w:pPr>
+            <w:r>
+              <w:rPr>
+                <w:rFonts w:ascii="맑은 고딕" w:hAnsi="맑은 고딕" w:eastAsia="맑은 고딕"/>
+                <w:sz w:val="20"/>
+              </w:rPr>
+              <w:t xml:space="preserve">다섯째, </w:t>
+            </w:r>
+            <w:r>
+              <w:rPr>
+                <w:rFonts w:ascii="Consolas" w:hAnsi="Consolas" w:eastAsia="Consolas" w:cs="Consolas"/>
+                <w:sz w:val="19"/>
+              </w:rPr>
+              <w:t xml:space="preserve">alter database open resetlogs;</w:t>
+            </w:r>
+            <w:r>
+              <w:rPr>
+                <w:rFonts w:ascii="맑은 고딕" w:hAnsi="맑은 고딕" w:eastAsia="맑은 고딕"/>
+                <w:sz w:val="20"/>
+              </w:rPr>
+              <w:t xml:space="preserve"> 로 연다. 컨트롤파일을 복원하면 리셋로그가 필요하다.</w:t>
+            </w:r>
+          </w:p>
+          <w:p>
+            <w:pPr>
+              <w:spacing w:after="20"/>
+            </w:pPr>
+            <w:r>
+              <w:rPr>
+                <w:rFonts w:ascii="맑은 고딕" w:hAnsi="맑은 고딕" w:eastAsia="맑은 고딕"/>
+                <w:sz w:val="20"/>
+              </w:rPr>
+              <w:t xml:space="preserve">여섯째, 나머지 인스턴스를 </w:t>
+            </w:r>
+            <w:r>
+              <w:rPr>
+                <w:rFonts w:ascii="Consolas" w:hAnsi="Consolas" w:eastAsia="Consolas" w:cs="Consolas"/>
+                <w:sz w:val="19"/>
+              </w:rPr>
+              <w:t xml:space="preserve">srvctl start instance</w:t>
+            </w:r>
+            <w:r>
+              <w:rPr>
+                <w:rFonts w:ascii="맑은 고딕" w:hAnsi="맑은 고딕" w:eastAsia="맑은 고딕"/>
+                <w:sz w:val="20"/>
+              </w:rPr>
+              <w:t xml:space="preserve"> 로 올린다.</w:t>
             </w:r>
           </w:p>
           <w:p>
@@ -7822,7 +8676,35 @@
           <w:rFonts w:ascii="맑은 고딕" w:hAnsi="맑은 고딕" w:eastAsia="맑은 고딕"/>
           <w:sz w:val="21"/>
         </w:rPr>
-        <w:t>SPFILE 에 `log_archive_dest_1` 이 지정되지 않았다. 17.2 절의 변경이 `scope=memory` 였으므로 남지 않았다.</w:t>
+        <w:t xml:space="preserve">SPFILE 에 </w:t>
+      </w:r>
+      <w:r>
+        <w:rPr>
+          <w:rFonts w:ascii="Consolas" w:hAnsi="Consolas" w:eastAsia="Consolas" w:cs="Consolas"/>
+          <w:sz w:val="20"/>
+        </w:rPr>
+        <w:t xml:space="preserve">log_archive_dest_1</w:t>
+      </w:r>
+      <w:r>
+        <w:rPr>
+          <w:rFonts w:ascii="맑은 고딕" w:hAnsi="맑은 고딕" w:eastAsia="맑은 고딕"/>
+          <w:sz w:val="21"/>
+        </w:rPr>
+        <w:t xml:space="preserve"> 이 지정되지 않았다. 17.2 절의 변경이 </w:t>
+      </w:r>
+      <w:r>
+        <w:rPr>
+          <w:rFonts w:ascii="Consolas" w:hAnsi="Consolas" w:eastAsia="Consolas" w:cs="Consolas"/>
+          <w:sz w:val="20"/>
+        </w:rPr>
+        <w:t xml:space="preserve">scope=memory</w:t>
+      </w:r>
+      <w:r>
+        <w:rPr>
+          <w:rFonts w:ascii="맑은 고딕" w:hAnsi="맑은 고딕" w:eastAsia="맑은 고딕"/>
+          <w:sz w:val="21"/>
+        </w:rPr>
+        <w:t xml:space="preserve"> 였으므로 남지 않았다.</w:t>
       </w:r>
     </w:p>
     <w:p>
@@ -7831,7 +8713,21 @@
           <w:rFonts w:ascii="맑은 고딕" w:hAnsi="맑은 고딕" w:eastAsia="맑은 고딕"/>
           <w:sz w:val="21"/>
         </w:rPr>
-        <w:t>SPFILE 등록 정보도 `srvctl config database -d racdb | grep -i spfile` 로 확인한다. 17.7.4 절에서 임시 경로로 바뀌었으므로 되돌려 두어야 한다. 이것을 빠뜨리면 다음 재기동에서 문제가 생긴다.</w:t>
+        <w:t xml:space="preserve">SPFILE 등록 정보도 </w:t>
+      </w:r>
+      <w:r>
+        <w:rPr>
+          <w:rFonts w:ascii="Consolas" w:hAnsi="Consolas" w:eastAsia="Consolas" w:cs="Consolas"/>
+          <w:sz w:val="20"/>
+        </w:rPr>
+        <w:t xml:space="preserve">srvctl config database -d racdb | grep -i spfile</w:t>
+      </w:r>
+      <w:r>
+        <w:rPr>
+          <w:rFonts w:ascii="맑은 고딕" w:hAnsi="맑은 고딕" w:eastAsia="맑은 고딕"/>
+          <w:sz w:val="21"/>
+        </w:rPr>
+        <w:t xml:space="preserve"> 로 확인한다. 17.7.4 절에서 임시 경로로 바뀌었으므로 되돌려 두어야 한다. 이것을 빠뜨리면 다음 재기동에서 문제가 생긴다.</w:t>
       </w:r>
     </w:p>
     <w:p>
@@ -8440,7 +9336,21 @@
           <w:rFonts w:ascii="맑은 고딕" w:hAnsi="맑은 고딕" w:eastAsia="맑은 고딕"/>
           <w:sz w:val="21"/>
         </w:rPr>
-        <w:t>세 번째가 이 장에서 얻은 항목이다. 17.2 절에서 `log_archive_dest_1=''` 로 인해 STATUS 가 INACTIVE 가 되고 ORA-16014 가 났다. 그 상태를 미리 잡아 준다.</w:t>
+        <w:t xml:space="preserve">세 번째가 이 장에서 얻은 항목이다. 17.2 절에서 </w:t>
+      </w:r>
+      <w:r>
+        <w:rPr>
+          <w:rFonts w:ascii="Consolas" w:hAnsi="Consolas" w:eastAsia="Consolas" w:cs="Consolas"/>
+          <w:sz w:val="20"/>
+        </w:rPr>
+        <w:t xml:space="preserve">log_archive_dest_1=''</w:t>
+      </w:r>
+      <w:r>
+        <w:rPr>
+          <w:rFonts w:ascii="맑은 고딕" w:hAnsi="맑은 고딕" w:eastAsia="맑은 고딕"/>
+          <w:sz w:val="21"/>
+        </w:rPr>
+        <w:t xml:space="preserve"> 로 인해 STATUS 가 INACTIVE 가 되고 ORA-16014 가 났다. 그 상태를 미리 잡아 준다.</w:t>
       </w:r>
     </w:p>
     <w:p>
@@ -8475,7 +9385,77 @@
           <w:rFonts w:ascii="맑은 고딕" w:hAnsi="맑은 고딕" w:eastAsia="맑은 고딕"/>
           <w:sz w:val="21"/>
         </w:rPr>
-        <w:t>ARCHIVELOG 전환은 인스턴스 하나만 MOUNT 한 상태에서 한다. `srvctl stop database` 로 전부 내리고, 한 노드에서 `startup mount`, `alter database archivelog`, `alter database open`, 나머지를 `srvctl start instance` 로 올린다.</w:t>
+        <w:t xml:space="preserve">ARCHIVELOG 전환은 인스턴스 하나만 MOUNT 한 상태에서 한다. </w:t>
+      </w:r>
+      <w:r>
+        <w:rPr>
+          <w:rFonts w:ascii="Consolas" w:hAnsi="Consolas" w:eastAsia="Consolas" w:cs="Consolas"/>
+          <w:sz w:val="20"/>
+        </w:rPr>
+        <w:t xml:space="preserve">srvctl stop database</w:t>
+      </w:r>
+      <w:r>
+        <w:rPr>
+          <w:rFonts w:ascii="맑은 고딕" w:hAnsi="맑은 고딕" w:eastAsia="맑은 고딕"/>
+          <w:sz w:val="21"/>
+        </w:rPr>
+        <w:t xml:space="preserve"> 로 전부 내리고, 한 노드에서 </w:t>
+      </w:r>
+      <w:r>
+        <w:rPr>
+          <w:rFonts w:ascii="Consolas" w:hAnsi="Consolas" w:eastAsia="Consolas" w:cs="Consolas"/>
+          <w:sz w:val="20"/>
+        </w:rPr>
+        <w:t xml:space="preserve">startup mount</w:t>
+      </w:r>
+      <w:r>
+        <w:rPr>
+          <w:rFonts w:ascii="맑은 고딕" w:hAnsi="맑은 고딕" w:eastAsia="맑은 고딕"/>
+          <w:sz w:val="21"/>
+        </w:rPr>
+        <w:t xml:space="preserve">, </w:t>
+      </w:r>
+      <w:r>
+        <w:rPr>
+          <w:rFonts w:ascii="Consolas" w:hAnsi="Consolas" w:eastAsia="Consolas" w:cs="Consolas"/>
+          <w:sz w:val="20"/>
+        </w:rPr>
+        <w:t xml:space="preserve">alter database archivelog</w:t>
+      </w:r>
+      <w:r>
+        <w:rPr>
+          <w:rFonts w:ascii="맑은 고딕" w:hAnsi="맑은 고딕" w:eastAsia="맑은 고딕"/>
+          <w:sz w:val="21"/>
+        </w:rPr>
+        <w:t xml:space="preserve">, </w:t>
+      </w:r>
+      <w:r>
+        <w:rPr>
+          <w:rFonts w:ascii="Consolas" w:hAnsi="Consolas" w:eastAsia="Consolas" w:cs="Consolas"/>
+          <w:sz w:val="20"/>
+        </w:rPr>
+        <w:t xml:space="preserve">alter database open</w:t>
+      </w:r>
+      <w:r>
+        <w:rPr>
+          <w:rFonts w:ascii="맑은 고딕" w:hAnsi="맑은 고딕" w:eastAsia="맑은 고딕"/>
+          <w:sz w:val="21"/>
+        </w:rPr>
+        <w:t xml:space="preserve">, 나머지를 </w:t>
+      </w:r>
+      <w:r>
+        <w:rPr>
+          <w:rFonts w:ascii="Consolas" w:hAnsi="Consolas" w:eastAsia="Consolas" w:cs="Consolas"/>
+          <w:sz w:val="20"/>
+        </w:rPr>
+        <w:t xml:space="preserve">srvctl start instance</w:t>
+      </w:r>
+      <w:r>
+        <w:rPr>
+          <w:rFonts w:ascii="맑은 고딕" w:hAnsi="맑은 고딕" w:eastAsia="맑은 고딕"/>
+          <w:sz w:val="21"/>
+        </w:rPr>
+        <w:t xml:space="preserve"> 로 올린다.</w:t>
       </w:r>
     </w:p>
     <w:p>
@@ -8484,7 +9464,35 @@
           <w:rFonts w:ascii="맑은 고딕" w:hAnsi="맑은 고딕" w:eastAsia="맑은 고딕"/>
           <w:sz w:val="21"/>
         </w:rPr>
-        <w:t>아카이브를 로컬 경로에 두면 딕셔너리에는 보이는데 다른 노드에서 파일이 없다. rac2 의 `crosscheck archivelog all` 이 그 셋만 `validation failed` 로 표시했다.</w:t>
+        <w:t xml:space="preserve">아카이브를 로컬 경로에 두면 딕셔너리에는 보이는데 다른 노드에서 파일이 없다. rac2 의 </w:t>
+      </w:r>
+      <w:r>
+        <w:rPr>
+          <w:rFonts w:ascii="Consolas" w:hAnsi="Consolas" w:eastAsia="Consolas" w:cs="Consolas"/>
+          <w:sz w:val="20"/>
+        </w:rPr>
+        <w:t xml:space="preserve">crosscheck archivelog all</w:t>
+      </w:r>
+      <w:r>
+        <w:rPr>
+          <w:rFonts w:ascii="맑은 고딕" w:hAnsi="맑은 고딕" w:eastAsia="맑은 고딕"/>
+          <w:sz w:val="21"/>
+        </w:rPr>
+        <w:t xml:space="preserve"> 이 그 셋만 </w:t>
+      </w:r>
+      <w:r>
+        <w:rPr>
+          <w:rFonts w:ascii="Consolas" w:hAnsi="Consolas" w:eastAsia="Consolas" w:cs="Consolas"/>
+          <w:sz w:val="20"/>
+        </w:rPr>
+        <w:t xml:space="preserve">validation failed</w:t>
+      </w:r>
+      <w:r>
+        <w:rPr>
+          <w:rFonts w:ascii="맑은 고딕" w:hAnsi="맑은 고딕" w:eastAsia="맑은 고딕"/>
+          <w:sz w:val="21"/>
+        </w:rPr>
+        <w:t xml:space="preserve"> 로 표시했다.</w:t>
       </w:r>
     </w:p>
     <w:p>
@@ -8499,10 +9507,45 @@
     <w:p>
       <w:r>
         <w:rPr>
+          <w:rFonts w:ascii="Consolas" w:hAnsi="Consolas" w:eastAsia="Consolas" w:cs="Consolas"/>
+          <w:sz w:val="20"/>
+        </w:rPr>
+        <w:t xml:space="preserve">log_archive_dest_1=''</w:t>
+      </w:r>
+      <w:r>
+        <w:rPr>
           <w:rFonts w:ascii="맑은 고딕" w:hAnsi="맑은 고딕" w:eastAsia="맑은 고딕"/>
           <w:sz w:val="21"/>
         </w:rPr>
-        <w:t>`log_archive_dest_1=''` 는 기본값 복원이 아니라 대상 비활성화다. ORA-16014 가 나고 `GV$ARCHIVE_DEST` 의 STATUS 가 INACTIVE 가 된다. `LOCATION=USE_DB_RECOVERY_FILE_DEST` 를 명시하거나 SPFILE 이면 RESET 으로 항목을 지운다.</w:t>
+        <w:t xml:space="preserve"> 는 기본값 복원이 아니라 대상 비활성화다. ORA-16014 가 나고 </w:t>
+      </w:r>
+      <w:r>
+        <w:rPr>
+          <w:rFonts w:ascii="Consolas" w:hAnsi="Consolas" w:eastAsia="Consolas" w:cs="Consolas"/>
+          <w:sz w:val="20"/>
+        </w:rPr>
+        <w:t xml:space="preserve">GV$ARCHIVE_DEST</w:t>
+      </w:r>
+      <w:r>
+        <w:rPr>
+          <w:rFonts w:ascii="맑은 고딕" w:hAnsi="맑은 고딕" w:eastAsia="맑은 고딕"/>
+          <w:sz w:val="21"/>
+        </w:rPr>
+        <w:t xml:space="preserve"> 의 STATUS 가 INACTIVE 가 된다. </w:t>
+      </w:r>
+      <w:r>
+        <w:rPr>
+          <w:rFonts w:ascii="Consolas" w:hAnsi="Consolas" w:eastAsia="Consolas" w:cs="Consolas"/>
+          <w:sz w:val="20"/>
+        </w:rPr>
+        <w:t xml:space="preserve">LOCATION=USE_DB_RECOVERY_FILE_DEST</w:t>
+      </w:r>
+      <w:r>
+        <w:rPr>
+          <w:rFonts w:ascii="맑은 고딕" w:hAnsi="맑은 고딕" w:eastAsia="맑은 고딕"/>
+          <w:sz w:val="21"/>
+        </w:rPr>
+        <w:t xml:space="preserve"> 를 명시하거나 SPFILE 이면 RESET 으로 항목을 지운다.</w:t>
       </w:r>
     </w:p>
     <w:p>
@@ -8511,7 +9554,21 @@
           <w:rFonts w:ascii="맑은 고딕" w:hAnsi="맑은 고딕" w:eastAsia="맑은 고딕"/>
           <w:sz w:val="21"/>
         </w:rPr>
-        <w:t>아카이브 대상을 건드린 뒤에는 반드시 `alter system archive log current` 로 즉시 검증한다. 나중에 리두가 다 찬 뒤에 알면 인스턴스가 이미 멈춰 있다.</w:t>
+        <w:t xml:space="preserve">아카이브 대상을 건드린 뒤에는 반드시 </w:t>
+      </w:r>
+      <w:r>
+        <w:rPr>
+          <w:rFonts w:ascii="Consolas" w:hAnsi="Consolas" w:eastAsia="Consolas" w:cs="Consolas"/>
+          <w:sz w:val="20"/>
+        </w:rPr>
+        <w:t xml:space="preserve">alter system archive log current</w:t>
+      </w:r>
+      <w:r>
+        <w:rPr>
+          <w:rFonts w:ascii="맑은 고딕" w:hAnsi="맑은 고딕" w:eastAsia="맑은 고딕"/>
+          <w:sz w:val="21"/>
+        </w:rPr>
+        <w:t xml:space="preserve"> 로 즉시 검증한다. 나중에 리두가 다 찬 뒤에 알면 인스턴스가 이미 멈춰 있다.</w:t>
       </w:r>
     </w:p>
     <w:p>
@@ -8547,7 +9604,49 @@
           <w:rFonts w:ascii="맑은 고딕" w:hAnsi="맑은 고딕" w:eastAsia="맑은 고딕"/>
           <w:sz w:val="21"/>
         </w:rPr>
-        <w:t>실측에서 `kill -9` 후 5 초 만에 rac1 이 감지했고, 재구성 0.1 초, 인스턴스 복구 전체 0.93 초였다. `GV$INSTANCE_RECOVERY` 의 `ESTIMATED_MTTR` 1 초와 거의 일치했다.</w:t>
+        <w:t xml:space="preserve">실측에서 </w:t>
+      </w:r>
+      <w:r>
+        <w:rPr>
+          <w:rFonts w:ascii="Consolas" w:hAnsi="Consolas" w:eastAsia="Consolas" w:cs="Consolas"/>
+          <w:sz w:val="20"/>
+        </w:rPr>
+        <w:t xml:space="preserve">kill -9</w:t>
+      </w:r>
+      <w:r>
+        <w:rPr>
+          <w:rFonts w:ascii="맑은 고딕" w:hAnsi="맑은 고딕" w:eastAsia="맑은 고딕"/>
+          <w:sz w:val="21"/>
+        </w:rPr>
+        <w:t xml:space="preserve"> 후 5 초 만에 rac1 이 감지했고, 재구성 0.1 초, 인스턴스 복구 전체 0.93 초였다. </w:t>
+      </w:r>
+      <w:r>
+        <w:rPr>
+          <w:rFonts w:ascii="Consolas" w:hAnsi="Consolas" w:eastAsia="Consolas" w:cs="Consolas"/>
+          <w:sz w:val="20"/>
+        </w:rPr>
+        <w:t xml:space="preserve">GV$INSTANCE_RECOVERY</w:t>
+      </w:r>
+      <w:r>
+        <w:rPr>
+          <w:rFonts w:ascii="맑은 고딕" w:hAnsi="맑은 고딕" w:eastAsia="맑은 고딕"/>
+          <w:sz w:val="21"/>
+        </w:rPr>
+        <w:t xml:space="preserve"> 의 </w:t>
+      </w:r>
+      <w:r>
+        <w:rPr>
+          <w:rFonts w:ascii="Consolas" w:hAnsi="Consolas" w:eastAsia="Consolas" w:cs="Consolas"/>
+          <w:sz w:val="20"/>
+        </w:rPr>
+        <w:t xml:space="preserve">ESTIMATED_MTTR</w:t>
+      </w:r>
+      <w:r>
+        <w:rPr>
+          <w:rFonts w:ascii="맑은 고딕" w:hAnsi="맑은 고딕" w:eastAsia="맑은 고딕"/>
+          <w:sz w:val="21"/>
+        </w:rPr>
+        <w:t xml:space="preserve"> 1 초와 거의 일치했다.</w:t>
       </w:r>
     </w:p>
     <w:p>
@@ -8571,10 +9670,45 @@
     <w:p>
       <w:r>
         <w:rPr>
+          <w:rFonts w:ascii="Consolas" w:hAnsi="Consolas" w:eastAsia="Consolas" w:cs="Consolas"/>
+          <w:sz w:val="20"/>
+        </w:rPr>
+        <w:t xml:space="preserve">restore spfile to '&lt;임시경로&gt;' from autobackup</w:t>
+      </w:r>
+      <w:r>
+        <w:rPr>
           <w:rFonts w:ascii="맑은 고딕" w:hAnsi="맑은 고딕" w:eastAsia="맑은 고딕"/>
           <w:sz w:val="21"/>
         </w:rPr>
-        <w:t>`restore spfile to '&lt;임시경로&gt;' from autobackup` 으로 자동 백업이 쓸 만한지 운영 중에 확인할 수 있다. 복원한 SPFILE 에 `racdb1.` 과 `racdb2.` 접두어가 그대로 있었다.</w:t>
+        <w:t xml:space="preserve"> 으로 자동 백업이 쓸 만한지 운영 중에 확인할 수 있다. 복원한 SPFILE 에 </w:t>
+      </w:r>
+      <w:r>
+        <w:rPr>
+          <w:rFonts w:ascii="Consolas" w:hAnsi="Consolas" w:eastAsia="Consolas" w:cs="Consolas"/>
+          <w:sz w:val="20"/>
+        </w:rPr>
+        <w:t xml:space="preserve">racdb1.</w:t>
+      </w:r>
+      <w:r>
+        <w:rPr>
+          <w:rFonts w:ascii="맑은 고딕" w:hAnsi="맑은 고딕" w:eastAsia="맑은 고딕"/>
+          <w:sz w:val="21"/>
+        </w:rPr>
+        <w:t xml:space="preserve"> 과 </w:t>
+      </w:r>
+      <w:r>
+        <w:rPr>
+          <w:rFonts w:ascii="Consolas" w:hAnsi="Consolas" w:eastAsia="Consolas" w:cs="Consolas"/>
+          <w:sz w:val="20"/>
+        </w:rPr>
+        <w:t xml:space="preserve">racdb2.</w:t>
+      </w:r>
+      <w:r>
+        <w:rPr>
+          <w:rFonts w:ascii="맑은 고딕" w:hAnsi="맑은 고딕" w:eastAsia="맑은 고딕"/>
+          <w:sz w:val="21"/>
+        </w:rPr>
+        <w:t xml:space="preserve"> 접두어가 그대로 있었다.</w:t>
       </w:r>
     </w:p>
     <w:p>
@@ -8592,7 +9726,35 @@
           <w:rFonts w:ascii="맑은 고딕" w:hAnsi="맑은 고딕" w:eastAsia="맑은 고딕"/>
           <w:sz w:val="21"/>
         </w:rPr>
-        <w:t>실행 중인 인스턴스는 영향을 받지 않아 그날은 멀쩡해 보인다. 문제는 다음 `srvctl` 기동 때 드러난다. 그래서 복원 전에 원래 값을 기록하고 끝나면 `srvctl modify database -spfile` 로 되돌려야 한다.</w:t>
+        <w:t xml:space="preserve">실행 중인 인스턴스는 영향을 받지 않아 그날은 멀쩡해 보인다. 문제는 다음 </w:t>
+      </w:r>
+      <w:r>
+        <w:rPr>
+          <w:rFonts w:ascii="Consolas" w:hAnsi="Consolas" w:eastAsia="Consolas" w:cs="Consolas"/>
+          <w:sz w:val="20"/>
+        </w:rPr>
+        <w:t xml:space="preserve">srvctl</w:t>
+      </w:r>
+      <w:r>
+        <w:rPr>
+          <w:rFonts w:ascii="맑은 고딕" w:hAnsi="맑은 고딕" w:eastAsia="맑은 고딕"/>
+          <w:sz w:val="21"/>
+        </w:rPr>
+        <w:t xml:space="preserve"> 기동 때 드러난다. 그래서 복원 전에 원래 값을 기록하고 끝나면 </w:t>
+      </w:r>
+      <w:r>
+        <w:rPr>
+          <w:rFonts w:ascii="Consolas" w:hAnsi="Consolas" w:eastAsia="Consolas" w:cs="Consolas"/>
+          <w:sz w:val="20"/>
+        </w:rPr>
+        <w:t xml:space="preserve">srvctl modify database -spfile</w:t>
+      </w:r>
+      <w:r>
+        <w:rPr>
+          <w:rFonts w:ascii="맑은 고딕" w:hAnsi="맑은 고딕" w:eastAsia="맑은 고딕"/>
+          <w:sz w:val="21"/>
+        </w:rPr>
+        <w:t xml:space="preserve"> 로 되돌려야 한다.</w:t>
       </w:r>
     </w:p>
     <w:p>
@@ -8601,7 +9763,63 @@
           <w:rFonts w:ascii="맑은 고딕" w:hAnsi="맑은 고딕" w:eastAsia="맑은 고딕"/>
           <w:sz w:val="21"/>
         </w:rPr>
-        <w:t>컨트롤파일을 모두 잃으면 NOMOUNT, `set dbid`, `restore controlfile from autobackup`, MOUNT, `recover database`, `open resetlogs` 순이다. RAC 에서는 다른 인스턴스가 완전히 내려가 있어야 한다.</w:t>
+        <w:t xml:space="preserve">컨트롤파일을 모두 잃으면 NOMOUNT, </w:t>
+      </w:r>
+      <w:r>
+        <w:rPr>
+          <w:rFonts w:ascii="Consolas" w:hAnsi="Consolas" w:eastAsia="Consolas" w:cs="Consolas"/>
+          <w:sz w:val="20"/>
+        </w:rPr>
+        <w:t xml:space="preserve">set dbid</w:t>
+      </w:r>
+      <w:r>
+        <w:rPr>
+          <w:rFonts w:ascii="맑은 고딕" w:hAnsi="맑은 고딕" w:eastAsia="맑은 고딕"/>
+          <w:sz w:val="21"/>
+        </w:rPr>
+        <w:t xml:space="preserve">, </w:t>
+      </w:r>
+      <w:r>
+        <w:rPr>
+          <w:rFonts w:ascii="Consolas" w:hAnsi="Consolas" w:eastAsia="Consolas" w:cs="Consolas"/>
+          <w:sz w:val="20"/>
+        </w:rPr>
+        <w:t xml:space="preserve">restore controlfile from autobackup</w:t>
+      </w:r>
+      <w:r>
+        <w:rPr>
+          <w:rFonts w:ascii="맑은 고딕" w:hAnsi="맑은 고딕" w:eastAsia="맑은 고딕"/>
+          <w:sz w:val="21"/>
+        </w:rPr>
+        <w:t xml:space="preserve">, MOUNT, </w:t>
+      </w:r>
+      <w:r>
+        <w:rPr>
+          <w:rFonts w:ascii="Consolas" w:hAnsi="Consolas" w:eastAsia="Consolas" w:cs="Consolas"/>
+          <w:sz w:val="20"/>
+        </w:rPr>
+        <w:t xml:space="preserve">recover database</w:t>
+      </w:r>
+      <w:r>
+        <w:rPr>
+          <w:rFonts w:ascii="맑은 고딕" w:hAnsi="맑은 고딕" w:eastAsia="맑은 고딕"/>
+          <w:sz w:val="21"/>
+        </w:rPr>
+        <w:t xml:space="preserve">, </w:t>
+      </w:r>
+      <w:r>
+        <w:rPr>
+          <w:rFonts w:ascii="Consolas" w:hAnsi="Consolas" w:eastAsia="Consolas" w:cs="Consolas"/>
+          <w:sz w:val="20"/>
+        </w:rPr>
+        <w:t xml:space="preserve">open resetlogs</w:t>
+      </w:r>
+      <w:r>
+        <w:rPr>
+          <w:rFonts w:ascii="맑은 고딕" w:hAnsi="맑은 고딕" w:eastAsia="맑은 고딕"/>
+          <w:sz w:val="21"/>
+        </w:rPr>
+        <w:t xml:space="preserve"> 순이다. RAC 에서는 다른 인스턴스가 완전히 내려가 있어야 한다.</w:t>
       </w:r>
     </w:p>
     <w:p>
@@ -8667,19 +9885,21 @@
                 <w:rFonts w:ascii="맑은 고딕" w:hAnsi="맑은 고딕" w:eastAsia="맑은 고딕"/>
                 <w:sz w:val="20"/>
               </w:rPr>
-              <w:t>2. ARCHIVELOG 전환 절차를 순서대로 쓰고, `cluster_database=FALSE` 가 필요 없는 이유를 설명하라.</w:t>
-            </w:r>
-          </w:p>
-          <w:p>
-            <w:pPr>
-              <w:spacing w:after="20"/>
-            </w:pPr>
+              <w:t xml:space="preserve">2. ARCHIVELOG 전환 절차를 순서대로 쓰고, </w:t>
+            </w:r>
+            <w:r>
+              <w:rPr>
+                <w:rFonts w:ascii="Consolas" w:hAnsi="Consolas" w:eastAsia="Consolas" w:cs="Consolas"/>
+                <w:sz w:val="19"/>
+              </w:rPr>
+              <w:t xml:space="preserve">cluster_database=FALSE</w:t>
+            </w:r>
             <w:r>
               <w:rPr>
                 <w:rFonts w:ascii="맑은 고딕" w:hAnsi="맑은 고딕" w:eastAsia="맑은 고딕"/>
                 <w:sz w:val="20"/>
               </w:rPr>
-              <w:t>3. `log_archive_format` 의 `%t` 가 RAC 에서 왜 필수인가.</w:t>
+              <w:t xml:space="preserve"> 가 필요 없는 이유를 설명하라.</w:t>
             </w:r>
           </w:p>
           <w:p>
@@ -8691,31 +9911,35 @@
                 <w:rFonts w:ascii="맑은 고딕" w:hAnsi="맑은 고딕" w:eastAsia="맑은 고딕"/>
                 <w:sz w:val="20"/>
               </w:rPr>
-              <w:t>4. 아카이브를 로컬 경로에 두면 다른 노드에서 무엇을 볼 수 있고 무엇을 볼 수 없는가.</w:t>
-            </w:r>
-          </w:p>
-          <w:p>
-            <w:pPr>
-              <w:spacing w:after="20"/>
-            </w:pPr>
+              <w:t xml:space="preserve">3. </w:t>
+            </w:r>
+            <w:r>
+              <w:rPr>
+                <w:rFonts w:ascii="Consolas" w:hAnsi="Consolas" w:eastAsia="Consolas" w:cs="Consolas"/>
+                <w:sz w:val="19"/>
+              </w:rPr>
+              <w:t xml:space="preserve">log_archive_format</w:t>
+            </w:r>
             <w:r>
               <w:rPr>
                 <w:rFonts w:ascii="맑은 고딕" w:hAnsi="맑은 고딕" w:eastAsia="맑은 고딕"/>
                 <w:sz w:val="20"/>
               </w:rPr>
-              <w:t>5. `log_archive_dest_1=''` 로 되돌렸을 때 무슨 일이 생기며 올바른 되돌리는 방법은 무엇인가.</w:t>
-            </w:r>
-          </w:p>
-          <w:p>
-            <w:pPr>
-              <w:spacing w:after="20"/>
-            </w:pPr>
+              <w:t xml:space="preserve"> 의 </w:t>
+            </w:r>
+            <w:r>
+              <w:rPr>
+                <w:rFonts w:ascii="Consolas" w:hAnsi="Consolas" w:eastAsia="Consolas" w:cs="Consolas"/>
+                <w:sz w:val="19"/>
+              </w:rPr>
+              <w:t xml:space="preserve">%t</w:t>
+            </w:r>
             <w:r>
               <w:rPr>
                 <w:rFonts w:ascii="맑은 고딕" w:hAnsi="맑은 고딕" w:eastAsia="맑은 고딕"/>
                 <w:sz w:val="20"/>
               </w:rPr>
-              <w:t>6. 채널을 특정 인스턴스에 고정하려면 어떤 주소로 접속해야 하며 그 이유는 무엇인가.</w:t>
+              <w:t xml:space="preserve"> 가 RAC 에서 왜 필수인가.</w:t>
             </w:r>
           </w:p>
           <w:p>
@@ -8727,7 +9951,7 @@
                 <w:rFonts w:ascii="맑은 고딕" w:hAnsi="맑은 고딕" w:eastAsia="맑은 고딕"/>
                 <w:sz w:val="20"/>
               </w:rPr>
-              <w:t>7. 분산 백업이 실제로 동작하는지 어떻게 확인하는가.</w:t>
+              <w:t>4. 아카이브를 로컬 경로에 두면 다른 노드에서 무엇을 볼 수 있고 무엇을 볼 수 없는가.</w:t>
             </w:r>
           </w:p>
           <w:p>
@@ -8739,19 +9963,21 @@
                 <w:rFonts w:ascii="맑은 고딕" w:hAnsi="맑은 고딕" w:eastAsia="맑은 고딕"/>
                 <w:sz w:val="20"/>
               </w:rPr>
-              <w:t>8. `restore database validate` 를 다른 노드에서도 돌려 봐야 하는 이유는 무엇인가.</w:t>
-            </w:r>
-          </w:p>
-          <w:p>
-            <w:pPr>
-              <w:spacing w:after="20"/>
-            </w:pPr>
+              <w:t xml:space="preserve">5. </w:t>
+            </w:r>
+            <w:r>
+              <w:rPr>
+                <w:rFonts w:ascii="Consolas" w:hAnsi="Consolas" w:eastAsia="Consolas" w:cs="Consolas"/>
+                <w:sz w:val="19"/>
+              </w:rPr>
+              <w:t xml:space="preserve">log_archive_dest_1=''</w:t>
+            </w:r>
             <w:r>
               <w:rPr>
                 <w:rFonts w:ascii="맑은 고딕" w:hAnsi="맑은 고딕" w:eastAsia="맑은 고딕"/>
                 <w:sz w:val="20"/>
               </w:rPr>
-              <w:t>9. 인스턴스 복구와 미디어 복구는 무엇이 다른가.</w:t>
+              <w:t xml:space="preserve"> 로 되돌렸을 때 무슨 일이 생기며 올바른 되돌리는 방법은 무엇인가.</w:t>
             </w:r>
           </w:p>
           <w:p>
@@ -8763,7 +9989,7 @@
                 <w:rFonts w:ascii="맑은 고딕" w:hAnsi="맑은 고딕" w:eastAsia="맑은 고딕"/>
                 <w:sz w:val="20"/>
               </w:rPr>
-              <w:t>10. 인스턴스 복구 과정을 알럿 로그의 메시지 순서대로 설명하라.</w:t>
+              <w:t>6. 채널을 특정 인스턴스에 고정하려면 어떤 주소로 접속해야 하며 그 이유는 무엇인가.</w:t>
             </w:r>
           </w:p>
           <w:p>
@@ -8775,7 +10001,7 @@
                 <w:rFonts w:ascii="맑은 고딕" w:hAnsi="맑은 고딕" w:eastAsia="맑은 고딕"/>
                 <w:sz w:val="20"/>
               </w:rPr>
-              <w:t>11. 인스턴스 복구 시간과 인스턴스 재기동 시간을 구분해야 하는 이유는 무엇인가.</w:t>
+              <w:t>7. 분산 백업이 실제로 동작하는지 어떻게 확인하는가.</w:t>
             </w:r>
           </w:p>
           <w:p>
@@ -8787,7 +10013,97 @@
                 <w:rFonts w:ascii="맑은 고딕" w:hAnsi="맑은 고딕" w:eastAsia="맑은 고딕"/>
                 <w:sz w:val="20"/>
               </w:rPr>
-              <w:t>12. 데이터파일을 오프라인으로 만들었을 때 `V$DATAFILE` 과 `V$DATAFILE_HEADER` 가 다른 값을 보이는 이유는 무엇인가.</w:t>
+              <w:t xml:space="preserve">8. </w:t>
+            </w:r>
+            <w:r>
+              <w:rPr>
+                <w:rFonts w:ascii="Consolas" w:hAnsi="Consolas" w:eastAsia="Consolas" w:cs="Consolas"/>
+                <w:sz w:val="19"/>
+              </w:rPr>
+              <w:t xml:space="preserve">restore database validate</w:t>
+            </w:r>
+            <w:r>
+              <w:rPr>
+                <w:rFonts w:ascii="맑은 고딕" w:hAnsi="맑은 고딕" w:eastAsia="맑은 고딕"/>
+                <w:sz w:val="20"/>
+              </w:rPr>
+              <w:t xml:space="preserve"> 를 다른 노드에서도 돌려 봐야 하는 이유는 무엇인가.</w:t>
+            </w:r>
+          </w:p>
+          <w:p>
+            <w:pPr>
+              <w:spacing w:after="20"/>
+            </w:pPr>
+            <w:r>
+              <w:rPr>
+                <w:rFonts w:ascii="맑은 고딕" w:hAnsi="맑은 고딕" w:eastAsia="맑은 고딕"/>
+                <w:sz w:val="20"/>
+              </w:rPr>
+              <w:t>9. 인스턴스 복구와 미디어 복구는 무엇이 다른가.</w:t>
+            </w:r>
+          </w:p>
+          <w:p>
+            <w:pPr>
+              <w:spacing w:after="20"/>
+            </w:pPr>
+            <w:r>
+              <w:rPr>
+                <w:rFonts w:ascii="맑은 고딕" w:hAnsi="맑은 고딕" w:eastAsia="맑은 고딕"/>
+                <w:sz w:val="20"/>
+              </w:rPr>
+              <w:t>10. 인스턴스 복구 과정을 알럿 로그의 메시지 순서대로 설명하라.</w:t>
+            </w:r>
+          </w:p>
+          <w:p>
+            <w:pPr>
+              <w:spacing w:after="20"/>
+            </w:pPr>
+            <w:r>
+              <w:rPr>
+                <w:rFonts w:ascii="맑은 고딕" w:hAnsi="맑은 고딕" w:eastAsia="맑은 고딕"/>
+                <w:sz w:val="20"/>
+              </w:rPr>
+              <w:t>11. 인스턴스 복구 시간과 인스턴스 재기동 시간을 구분해야 하는 이유는 무엇인가.</w:t>
+            </w:r>
+          </w:p>
+          <w:p>
+            <w:pPr>
+              <w:spacing w:after="20"/>
+            </w:pPr>
+            <w:r>
+              <w:rPr>
+                <w:rFonts w:ascii="맑은 고딕" w:hAnsi="맑은 고딕" w:eastAsia="맑은 고딕"/>
+                <w:sz w:val="20"/>
+              </w:rPr>
+              <w:t xml:space="preserve">12. 데이터파일을 오프라인으로 만들었을 때 </w:t>
+            </w:r>
+            <w:r>
+              <w:rPr>
+                <w:rFonts w:ascii="Consolas" w:hAnsi="Consolas" w:eastAsia="Consolas" w:cs="Consolas"/>
+                <w:sz w:val="19"/>
+              </w:rPr>
+              <w:t xml:space="preserve">V$DATAFILE</w:t>
+            </w:r>
+            <w:r>
+              <w:rPr>
+                <w:rFonts w:ascii="맑은 고딕" w:hAnsi="맑은 고딕" w:eastAsia="맑은 고딕"/>
+                <w:sz w:val="20"/>
+              </w:rPr>
+              <w:t xml:space="preserve"> 과 </w:t>
+            </w:r>
+            <w:r>
+              <w:rPr>
+                <w:rFonts w:ascii="Consolas" w:hAnsi="Consolas" w:eastAsia="Consolas" w:cs="Consolas"/>
+                <w:sz w:val="19"/>
+              </w:rPr>
+              <w:t xml:space="preserve">V$DATAFILE_HEADER</w:t>
+            </w:r>
+            <w:r>
+              <w:rPr>
+                <w:rFonts w:ascii="맑은 고딕" w:hAnsi="맑은 고딕" w:eastAsia="맑은 고딕"/>
+                <w:sz w:val="20"/>
+              </w:rPr>
+              <w:t xml:space="preserve"> 가 다른 값을 보이는 이유는 무엇인가.</w:t>
             </w:r>
           </w:p>
           <w:p>
@@ -9221,7 +10537,21 @@
           <w:rFonts w:ascii="맑은 고딕" w:hAnsi="맑은 고딕" w:eastAsia="맑은 고딕"/>
           <w:sz w:val="21"/>
         </w:rPr>
-        <w:t>실습 02 는 아카이브 대상을 바꾸므로 `scope=memory` 로만 하고 반드시 되돌린다. 되돌릴 때 ORA-16014 를 만나는 것이 이 실습의 후반부다.</w:t>
+        <w:t xml:space="preserve">실습 02 는 아카이브 대상을 바꾸므로 </w:t>
+      </w:r>
+      <w:r>
+        <w:rPr>
+          <w:rFonts w:ascii="Consolas" w:hAnsi="Consolas" w:eastAsia="Consolas" w:cs="Consolas"/>
+          <w:sz w:val="20"/>
+        </w:rPr>
+        <w:t xml:space="preserve">scope=memory</w:t>
+      </w:r>
+      <w:r>
+        <w:rPr>
+          <w:rFonts w:ascii="맑은 고딕" w:hAnsi="맑은 고딕" w:eastAsia="맑은 고딕"/>
+          <w:sz w:val="21"/>
+        </w:rPr>
+        <w:t xml:space="preserve"> 로만 하고 반드시 되돌린다. 되돌릴 때 ORA-16014 를 만나는 것이 이 실습의 후반부다.</w:t>
       </w:r>
     </w:p>
     <w:p>
